--- a/material/peonita/peonita-adaptado.docx
+++ b/material/peonita/peonita-adaptado.docx
@@ -54,7 +54,7 @@
         <w:t xml:space="preserve">Versión adaptada. </w:t>
       </w:r>
       <w:r>
-        <w:t xml:space="preserve">Es el mismo libro, hecho para quien ve poco o no ve: letra grande, negro sobre blanco, un tablero grande en cada página y todo escrito, para leerlo con lupa o con lector de pantalla. Cada dibujo va contado en palabras y cada posición, pieza por pieza.</w:t>
+        <w:t xml:space="preserve">Es el mismo libro, hecho para quien ve poco o no ve: letra grande, negro sobre blanco, un tablero grande en cada página y todo escrito, para leerlo con lupa o con lector de pantalla. Cada dibujo va contado en palabras y cada posición, pieza por pieza, y cada ejercicio dice cómo hacerlo con las manos en un tablero táctil.</w:t>
       </w:r>
     </w:p>
     <w:p>
@@ -372,6 +372,17 @@
     </w:p>
     <w:p>
       <w:pPr>
+        <w:pStyle w:val="Heading2"/>
+        <w:keepNext/>
+        <w:keepLines/>
+        <w:pageBreakBefore/>
+      </w:pPr>
+      <w:r>
+        <w:t xml:space="preserve">Para leer con las manos</w:t>
+      </w:r>
+    </w:p>
+    <w:p>
+      <w:pPr>
         <w:keepLines/>
       </w:pPr>
       <w:r>
@@ -379,7 +390,67 @@
           <w:b w:val="false"/>
           <w:bCs w:val="false"/>
         </w:rPr>
-        <w:t xml:space="preserve">Oscar Angulo Cubero</w:t>
+        <w:t xml:space="preserve">Este libro se puede leer con un niño o una niña que no ve. Los ejercicios se hacen con las manos, en un tablero de ajedrez táctil, y se contestan en voz alta: usted lee, el niño arma, toca y responde.</w:t>
+      </w:r>
+    </w:p>
+    <w:p>
+      <w:pPr>
+        <w:keepLines/>
+      </w:pPr>
+      <w:r>
+        <w:rPr>
+          <w:b w:val="false"/>
+          <w:bCs w:val="false"/>
+        </w:rPr>
+        <w:t xml:space="preserve">En la mayoría de los tableros táctiles, las casillas oscuras son más altas que las claras, y cada pieza entra en un agujero para que no se caiga al tocarla. Las piezas negras tienen una puntita o un clavito arriba; así se distinguen de las blancas.</w:t>
+      </w:r>
+    </w:p>
+    <w:p>
+      <w:pPr>
+        <w:keepLines/>
+      </w:pPr>
+      <w:r>
+        <w:rPr>
+          <w:b w:val="false"/>
+          <w:bCs w:val="false"/>
+        </w:rPr>
+        <w:t xml:space="preserve">Tenga a mano unos botones o monedas: son las «fichas». Donde el libro con dibujos tiene una estrella, usted pone una ficha en esa casilla.</w:t>
+      </w:r>
+    </w:p>
+    <w:p>
+      <w:pPr>
+        <w:keepLines/>
+      </w:pPr>
+      <w:r>
+        <w:rPr>
+          <w:b w:val="false"/>
+          <w:bCs w:val="false"/>
+        </w:rPr>
+        <w:t xml:space="preserve">Cada ejercicio empieza con «Con las manos»: qué piezas poner y qué tocar. La posición viene escrita pieza por pieza: primero las blancas y después las negras. Arme la posición con el niño, no por él: buscar la casilla también es aprender.</w:t>
+      </w:r>
+    </w:p>
+    <w:p>
+      <w:pPr>
+        <w:keepLines/>
+      </w:pPr>
+      <w:r>
+        <w:rPr>
+          <w:b w:val="false"/>
+          <w:bCs w:val="false"/>
+        </w:rPr>
+        <w:t xml:space="preserve">Las casillas se nombran con una letra y un número: la letra dice la columna, contando desde la izquierda (a, b, c… hasta h), y el número dice la fila, contando desde abajo (1 hasta 8). El niño se sienta del lado de las piezas blancas.</w:t>
+      </w:r>
+    </w:p>
+    <w:p>
+      <w:pPr>
+        <w:keepLines/>
+      </w:pPr>
+      <w:r>
+        <w:rPr>
+          <w:b w:val="false"/>
+          <w:bCs w:val="false"/>
+        </w:rPr>
+        <w:t xml:space="preserve">Antes de empezar, recorran juntos el tablero: las orillas, las cuatro esquinas, una fila de izquierda a derecha y una columna de abajo hacia arriba.</w:t>
       </w:r>
     </w:p>
     <w:p>
@@ -930,13 +1001,35 @@
       <w:pPr>
         <w:keepNext/>
         <w:keepLines/>
-      </w:pPr>
-      <w:r>
-        <w:rPr>
-          <w:b/>
-          <w:bCs/>
-        </w:rPr>
-        <w:t xml:space="preserve">Imagina dos tableros: en el A, la casilla de abajo a la derecha es clara; en el B, es oscura. ¿Cuál de los dos tableros está bien puesto? Mira la esquina de abajo a la derecha.</w:t>
+        <w:pBdr>
+          <w:top w:val="single" w:color="000000" w:sz="12" w:space="6"/>
+          <w:left w:val="single" w:color="000000" w:sz="12" w:space="6"/>
+          <w:bottom w:val="single" w:color="000000" w:sz="12" w:space="6"/>
+          <w:right w:val="single" w:color="000000" w:sz="12" w:space="6"/>
+        </w:pBdr>
+      </w:pPr>
+      <w:r>
+        <w:rPr>
+          <w:b/>
+          <w:bCs/>
+        </w:rPr>
+        <w:t xml:space="preserve">Con las manos. </w:t>
+      </w:r>
+      <w:r>
+        <w:t xml:space="preserve">Pon el tablero frente a ti y toca la casilla de la esquina de abajo, a tu mano derecha. Si es baja y lisa, es una casilla clara: el tablero está bien puesto. Si es alta, es oscura: hay que girarlo.</w:t>
+      </w:r>
+    </w:p>
+    <w:p>
+      <w:pPr>
+        <w:keepNext/>
+        <w:keepLines/>
+      </w:pPr>
+      <w:r>
+        <w:rPr>
+          <w:b/>
+          <w:bCs/>
+        </w:rPr>
+        <w:t xml:space="preserve">¿Cómo tiene que ser la casilla de la esquina de abajo a la derecha para que el tablero esté bien puesto: clara u oscura?</w:t>
       </w:r>
     </w:p>
     <w:p>
@@ -1019,7 +1112,7 @@
       <w:r>
         <w:drawing>
           <wp:inline distT="0" distB="0" distL="0" distR="0">
-            <wp:extent cx="3887986" cy="3887986"/>
+            <wp:extent cx="3239988" cy="3239988"/>
             <wp:effectExtent t="0" r="0" b="0" l="0"/>
             <wp:docPr id="1" name="Dibujo decorativo" descr="" title="">
               <a:extLst xmlns:a="http://schemas.openxmlformats.org/drawingml/2006/main">
@@ -1050,7 +1143,7 @@
                   <pic:spPr bwMode="auto">
                     <a:xfrm>
                       <a:off x="0" y="0"/>
-                      <a:ext cx="3887986" cy="3887986"/>
+                      <a:ext cx="3239988" cy="3239988"/>
                     </a:xfrm>
                     <a:prstGeom prst="rect">
                       <a:avLst/>
@@ -1079,23 +1172,23 @@
           <w:b/>
           <w:bCs/>
         </w:rPr>
-        <w:t xml:space="preserve">La posición. </w:t>
-      </w:r>
-      <w:r>
-        <w:t xml:space="preserve">El tablero está vacío.</w:t>
-      </w:r>
-    </w:p>
-    <w:p>
-      <w:pPr>
-        <w:keepNext/>
-        <w:keepLines/>
-      </w:pPr>
-      <w:r>
-        <w:rPr>
-          <w:b/>
-          <w:bCs/>
-        </w:rPr>
-        <w:t xml:space="preserve">¿Cómo se llama la casilla de la estrella? Busca su letra abajo y su número al costado. La estrella está en c6.</w:t>
+        <w:t xml:space="preserve">Con las manos. </w:t>
+      </w:r>
+      <w:r>
+        <w:t xml:space="preserve">Una persona adulta pone una ficha (un botón o una moneda) en una casilla del tablero vacío, sin decir cuál (es la de la estrella del libro; la respuesta está en las soluciones). Busca la ficha con la mano. Cuenta las columnas desde la izquierda: la primera es la a, la segunda la b, y así. Cuenta las filas desde abajo: la primera es la 1.</w:t>
+      </w:r>
+    </w:p>
+    <w:p>
+      <w:pPr>
+        <w:keepNext/>
+        <w:keepLines/>
+      </w:pPr>
+      <w:r>
+        <w:rPr>
+          <w:b/>
+          <w:bCs/>
+        </w:rPr>
+        <w:t xml:space="preserve">¿Cómo se llama la casilla de la ficha?</w:t>
       </w:r>
     </w:p>
     <w:p>
@@ -1182,14 +1275,36 @@
     </w:p>
     <w:p>
       <w:pPr>
-        <w:keepLines/>
-      </w:pPr>
-      <w:r>
-        <w:rPr>
-          <w:b/>
-          <w:bCs/>
-        </w:rPr>
-        <w:t xml:space="preserve">Con un tablero de papel o de verdad: Pinta las casillas oscuras de este tablero. Ya te ayudamos con la primera: empieza por la esquina de abajo a la izquierda y salta una sí y una no.</w:t>
+        <w:keepNext/>
+        <w:keepLines/>
+        <w:pBdr>
+          <w:top w:val="single" w:color="000000" w:sz="12" w:space="6"/>
+          <w:left w:val="single" w:color="000000" w:sz="12" w:space="6"/>
+          <w:bottom w:val="single" w:color="000000" w:sz="12" w:space="6"/>
+          <w:right w:val="single" w:color="000000" w:sz="12" w:space="6"/>
+        </w:pBdr>
+      </w:pPr>
+      <w:r>
+        <w:rPr>
+          <w:b/>
+          <w:bCs/>
+        </w:rPr>
+        <w:t xml:space="preserve">Con las manos. </w:t>
+      </w:r>
+      <w:r>
+        <w:t xml:space="preserve">Toca una por una las casillas de la primera fila, la que está más cerca de ti, de izquierda a derecha. Las oscuras son las altas.</w:t>
+      </w:r>
+    </w:p>
+    <w:p>
+      <w:pPr>
+        <w:keepLines/>
+      </w:pPr>
+      <w:r>
+        <w:rPr>
+          <w:b/>
+          <w:bCs/>
+        </w:rPr>
+        <w:t xml:space="preserve">¿Cuáles casillas de la primera fila son oscuras? Di su nombre. Después hazlo con la segunda fila: ¿qué pasó?</w:t>
       </w:r>
     </w:p>
     <w:p>
@@ -1393,7 +1508,7 @@
       <w:r>
         <w:drawing>
           <wp:inline distT="0" distB="0" distL="0" distR="0">
-            <wp:extent cx="5399931" cy="5399931"/>
+            <wp:extent cx="3419921" cy="3419921"/>
             <wp:effectExtent t="0" r="0" b="0" l="0"/>
             <wp:docPr id="1" name="Dibujo decorativo" descr="" title="">
               <a:extLst xmlns:a="http://schemas.openxmlformats.org/drawingml/2006/main">
@@ -1424,7 +1539,7 @@
                   <pic:spPr bwMode="auto">
                     <a:xfrm>
                       <a:off x="0" y="0"/>
-                      <a:ext cx="5399931" cy="5399931"/>
+                      <a:ext cx="3419921" cy="3419921"/>
                     </a:xfrm>
                     <a:prstGeom prst="rect">
                       <a:avLst/>
@@ -1452,6 +1567,7 @@
     </w:p>
     <w:p>
       <w:pPr>
+        <w:keepNext/>
         <w:keepLines/>
         <w:pBdr>
           <w:top w:val="single" w:color="000000" w:sz="12" w:space="6"/>
@@ -1473,6 +1589,27 @@
     </w:p>
     <w:p>
       <w:pPr>
+        <w:keepLines/>
+        <w:pBdr>
+          <w:top w:val="single" w:color="000000" w:sz="12" w:space="6"/>
+          <w:left w:val="single" w:color="000000" w:sz="12" w:space="6"/>
+          <w:bottom w:val="single" w:color="000000" w:sz="12" w:space="6"/>
+          <w:right w:val="single" w:color="000000" w:sz="12" w:space="6"/>
+        </w:pBdr>
+      </w:pPr>
+      <w:r>
+        <w:rPr>
+          <w:b/>
+          <w:bCs/>
+        </w:rPr>
+        <w:t xml:space="preserve">Con las manos. </w:t>
+      </w:r>
+      <w:r>
+        <w:t xml:space="preserve">Arma esta posición en tu tablero.</w:t>
+      </w:r>
+    </w:p>
+    <w:p>
+      <w:pPr>
         <w:pStyle w:val="Heading3"/>
         <w:keepNext/>
         <w:keepLines/>
@@ -1547,13 +1684,35 @@
       <w:pPr>
         <w:keepNext/>
         <w:keepLines/>
-      </w:pPr>
-      <w:r>
-        <w:rPr>
-          <w:b/>
-          <w:bCs/>
-        </w:rPr>
-        <w:t xml:space="preserve">Di el nombre de cada pieza de tu juego de ajedrez: torre, caballo, alfil, dama, rey y peón. ¿Cuál es cuál?</w:t>
+        <w:pBdr>
+          <w:top w:val="single" w:color="000000" w:sz="12" w:space="6"/>
+          <w:left w:val="single" w:color="000000" w:sz="12" w:space="6"/>
+          <w:bottom w:val="single" w:color="000000" w:sz="12" w:space="6"/>
+          <w:right w:val="single" w:color="000000" w:sz="12" w:space="6"/>
+        </w:pBdr>
+      </w:pPr>
+      <w:r>
+        <w:rPr>
+          <w:b/>
+          <w:bCs/>
+        </w:rPr>
+        <w:t xml:space="preserve">Con las manos. </w:t>
+      </w:r>
+      <w:r>
+        <w:t xml:space="preserve">Saca de la caja una pieza de cada tipo y tócalas despacio. Pistas: la torre tiene almenas arriba, como un castillo; el caballo, una cabeza de caballo; el alfil, una rayita en la cabeza; la dama, una corona con puntitas; el rey, una cruz; y el peón, una bolita.</w:t>
+      </w:r>
+    </w:p>
+    <w:p>
+      <w:pPr>
+        <w:keepNext/>
+        <w:keepLines/>
+      </w:pPr>
+      <w:r>
+        <w:rPr>
+          <w:b/>
+          <w:bCs/>
+        </w:rPr>
+        <w:t xml:space="preserve">Toma cada pieza y di su nombre: torre, caballo, alfil, dama, rey o peón.</w:t>
       </w:r>
     </w:p>
     <w:p>
@@ -1636,7 +1795,7 @@
       <w:r>
         <w:drawing>
           <wp:inline distT="0" distB="0" distL="0" distR="0">
-            <wp:extent cx="3887986" cy="3887986"/>
+            <wp:extent cx="2591991" cy="2591991"/>
             <wp:effectExtent t="0" r="0" b="0" l="0"/>
             <wp:docPr id="1" name="Dibujo decorativo" descr="" title="">
               <a:extLst xmlns:a="http://schemas.openxmlformats.org/drawingml/2006/main">
@@ -1667,7 +1826,7 @@
                   <pic:spPr bwMode="auto">
                     <a:xfrm>
                       <a:off x="0" y="0"/>
-                      <a:ext cx="3887986" cy="3887986"/>
+                      <a:ext cx="2591991" cy="2591991"/>
                     </a:xfrm>
                     <a:prstGeom prst="rect">
                       <a:avLst/>
@@ -1706,13 +1865,35 @@
       <w:pPr>
         <w:keepNext/>
         <w:keepLines/>
-      </w:pPr>
-      <w:r>
-        <w:rPr>
-          <w:b/>
-          <w:bCs/>
-        </w:rPr>
-        <w:t xml:space="preserve">¡Se perdió la dama blanca! ¿Va en la casilla de la estrella? Pista: la dama va en su color. La estrella está en d1.</w:t>
+        <w:pBdr>
+          <w:top w:val="single" w:color="000000" w:sz="12" w:space="6"/>
+          <w:left w:val="single" w:color="000000" w:sz="12" w:space="6"/>
+          <w:bottom w:val="single" w:color="000000" w:sz="12" w:space="6"/>
+          <w:right w:val="single" w:color="000000" w:sz="12" w:space="6"/>
+        </w:pBdr>
+      </w:pPr>
+      <w:r>
+        <w:rPr>
+          <w:b/>
+          <w:bCs/>
+        </w:rPr>
+        <w:t xml:space="preserve">Con las manos. </w:t>
+      </w:r>
+      <w:r>
+        <w:t xml:space="preserve">Arma esta posición en tu tablero. Pon una ficha (un botón o una moneda) en d1: en el libro, ahí hay una estrella.</w:t>
+      </w:r>
+    </w:p>
+    <w:p>
+      <w:pPr>
+        <w:keepNext/>
+        <w:keepLines/>
+      </w:pPr>
+      <w:r>
+        <w:rPr>
+          <w:b/>
+          <w:bCs/>
+        </w:rPr>
+        <w:t xml:space="preserve">¡Se perdió la dama blanca! ¿Va en la casilla de la ficha? Pista: la dama va en su color.</w:t>
       </w:r>
     </w:p>
     <w:p>
@@ -1910,7 +2091,7 @@
       <w:r>
         <w:drawing>
           <wp:inline distT="0" distB="0" distL="0" distR="0">
-            <wp:extent cx="5399931" cy="5399931"/>
+            <wp:extent cx="4319885" cy="4319885"/>
             <wp:effectExtent t="0" r="0" b="0" l="0"/>
             <wp:docPr id="1" name="Dibujo decorativo" descr="" title="">
               <a:extLst xmlns:a="http://schemas.openxmlformats.org/drawingml/2006/main">
@@ -1941,7 +2122,7 @@
                   <pic:spPr bwMode="auto">
                     <a:xfrm>
                       <a:off x="0" y="0"/>
-                      <a:ext cx="5399931" cy="5399931"/>
+                      <a:ext cx="4319885" cy="4319885"/>
                     </a:xfrm>
                     <a:prstGeom prst="rect">
                       <a:avLst/>
@@ -1969,6 +2150,7 @@
     </w:p>
     <w:p>
       <w:pPr>
+        <w:keepNext/>
         <w:keepLines/>
         <w:pBdr>
           <w:top w:val="single" w:color="000000" w:sz="12" w:space="6"/>
@@ -1985,7 +2167,28 @@
         <w:t xml:space="preserve">La posición. </w:t>
       </w:r>
       <w:r>
-        <w:t xml:space="preserve">Piezas blancas: torre en d4. Puede ir a: a4, b4, c4, d1, d2, d3, d5, d6, d7, d8, e4, f4, g4 y h4.</w:t>
+        <w:t xml:space="preserve">Piezas blancas: torre en d4.</w:t>
+      </w:r>
+    </w:p>
+    <w:p>
+      <w:pPr>
+        <w:keepLines/>
+        <w:pBdr>
+          <w:top w:val="single" w:color="000000" w:sz="12" w:space="6"/>
+          <w:left w:val="single" w:color="000000" w:sz="12" w:space="6"/>
+          <w:bottom w:val="single" w:color="000000" w:sz="12" w:space="6"/>
+          <w:right w:val="single" w:color="000000" w:sz="12" w:space="6"/>
+        </w:pBdr>
+      </w:pPr>
+      <w:r>
+        <w:rPr>
+          <w:b/>
+          <w:bCs/>
+        </w:rPr>
+        <w:t xml:space="preserve">Con las manos. </w:t>
+      </w:r>
+      <w:r>
+        <w:t xml:space="preserve">Arma esta posición en tu tablero. Pon el dedo en la torre blanca de d4 y recorre sus caminos: puede ir a a4, b4, c4, d1, d2, d3, d5, d6, d7, d8, e4, f4, g4 y h4.</w:t>
       </w:r>
     </w:p>
     <w:p>
@@ -2069,7 +2272,7 @@
       <w:r>
         <w:drawing>
           <wp:inline distT="0" distB="0" distL="0" distR="0">
-            <wp:extent cx="3887986" cy="3887986"/>
+            <wp:extent cx="3239988" cy="3239988"/>
             <wp:effectExtent t="0" r="0" b="0" l="0"/>
             <wp:docPr id="1" name="Dibujo decorativo" descr="" title="">
               <a:extLst xmlns:a="http://schemas.openxmlformats.org/drawingml/2006/main">
@@ -2100,7 +2303,7 @@
                   <pic:spPr bwMode="auto">
                     <a:xfrm>
                       <a:off x="0" y="0"/>
-                      <a:ext cx="3887986" cy="3887986"/>
+                      <a:ext cx="3239988" cy="3239988"/>
                     </a:xfrm>
                     <a:prstGeom prst="rect">
                       <a:avLst/>
@@ -2139,13 +2342,35 @@
       <w:pPr>
         <w:keepNext/>
         <w:keepLines/>
-      </w:pPr>
-      <w:r>
-        <w:rPr>
-          <w:b/>
-          <w:bCs/>
-        </w:rPr>
-        <w:t xml:space="preserve">¿A cuántas casillas puede ir la torre blanca? La pieza de la pregunta está en d4.</w:t>
+        <w:pBdr>
+          <w:top w:val="single" w:color="000000" w:sz="12" w:space="6"/>
+          <w:left w:val="single" w:color="000000" w:sz="12" w:space="6"/>
+          <w:bottom w:val="single" w:color="000000" w:sz="12" w:space="6"/>
+          <w:right w:val="single" w:color="000000" w:sz="12" w:space="6"/>
+        </w:pBdr>
+      </w:pPr>
+      <w:r>
+        <w:rPr>
+          <w:b/>
+          <w:bCs/>
+        </w:rPr>
+        <w:t xml:space="preserve">Con las manos. </w:t>
+      </w:r>
+      <w:r>
+        <w:t xml:space="preserve">Arma esta posición en tu tablero. Pon el dedo en la torre blanca de d4 y recorre con él cada camino de la pieza, casilla por casilla, hasta la orilla o hasta chocar con otra pieza.</w:t>
+      </w:r>
+    </w:p>
+    <w:p>
+      <w:pPr>
+        <w:keepNext/>
+        <w:keepLines/>
+      </w:pPr>
+      <w:r>
+        <w:rPr>
+          <w:b/>
+          <w:bCs/>
+        </w:rPr>
+        <w:t xml:space="preserve">¿A cuántas casillas puede ir la torre blanca de d4?</w:t>
       </w:r>
     </w:p>
     <w:p>
@@ -2186,7 +2411,7 @@
       <w:r>
         <w:drawing>
           <wp:inline distT="0" distB="0" distL="0" distR="0">
-            <wp:extent cx="3887986" cy="3887986"/>
+            <wp:extent cx="3239988" cy="3239988"/>
             <wp:effectExtent t="0" r="0" b="0" l="0"/>
             <wp:docPr id="1" name="Dibujo decorativo" descr="" title="">
               <a:extLst xmlns:a="http://schemas.openxmlformats.org/drawingml/2006/main">
@@ -2217,7 +2442,7 @@
                   <pic:spPr bwMode="auto">
                     <a:xfrm>
                       <a:off x="0" y="0"/>
-                      <a:ext cx="3887986" cy="3887986"/>
+                      <a:ext cx="3239988" cy="3239988"/>
                     </a:xfrm>
                     <a:prstGeom prst="rect">
                       <a:avLst/>
@@ -2256,13 +2481,35 @@
       <w:pPr>
         <w:keepNext/>
         <w:keepLines/>
-      </w:pPr>
-      <w:r>
-        <w:rPr>
-          <w:b/>
-          <w:bCs/>
-        </w:rPr>
-        <w:t xml:space="preserve">¿Qué pieza negra se puede comer la torre blanca? La pieza de la pregunta está en d4.</w:t>
+        <w:pBdr>
+          <w:top w:val="single" w:color="000000" w:sz="12" w:space="6"/>
+          <w:left w:val="single" w:color="000000" w:sz="12" w:space="6"/>
+          <w:bottom w:val="single" w:color="000000" w:sz="12" w:space="6"/>
+          <w:right w:val="single" w:color="000000" w:sz="12" w:space="6"/>
+        </w:pBdr>
+      </w:pPr>
+      <w:r>
+        <w:rPr>
+          <w:b/>
+          <w:bCs/>
+        </w:rPr>
+        <w:t xml:space="preserve">Con las manos. </w:t>
+      </w:r>
+      <w:r>
+        <w:t xml:space="preserve">Arma esta posición en tu tablero. Recorre con el dedo los caminos de la torre blanca de d4. Las piezas negras tienen una puntita arriba.</w:t>
+      </w:r>
+    </w:p>
+    <w:p>
+      <w:pPr>
+        <w:keepNext/>
+        <w:keepLines/>
+      </w:pPr>
+      <w:r>
+        <w:rPr>
+          <w:b/>
+          <w:bCs/>
+        </w:rPr>
+        <w:t xml:space="preserve">¿Qué pieza negra se puede comer la torre blanca de d4? Tócala y di su nombre.</w:t>
       </w:r>
     </w:p>
     <w:p>
@@ -2460,7 +2707,7 @@
       <w:r>
         <w:drawing>
           <wp:inline distT="0" distB="0" distL="0" distR="0">
-            <wp:extent cx="5399931" cy="5399931"/>
+            <wp:extent cx="4319885" cy="4319885"/>
             <wp:effectExtent t="0" r="0" b="0" l="0"/>
             <wp:docPr id="1" name="Dibujo decorativo" descr="" title="">
               <a:extLst xmlns:a="http://schemas.openxmlformats.org/drawingml/2006/main">
@@ -2491,7 +2738,7 @@
                   <pic:spPr bwMode="auto">
                     <a:xfrm>
                       <a:off x="0" y="0"/>
-                      <a:ext cx="5399931" cy="5399931"/>
+                      <a:ext cx="4319885" cy="4319885"/>
                     </a:xfrm>
                     <a:prstGeom prst="rect">
                       <a:avLst/>
@@ -2519,6 +2766,7 @@
     </w:p>
     <w:p>
       <w:pPr>
+        <w:keepNext/>
         <w:keepLines/>
         <w:pBdr>
           <w:top w:val="single" w:color="000000" w:sz="12" w:space="6"/>
@@ -2535,7 +2783,28 @@
         <w:t xml:space="preserve">La posición. </w:t>
       </w:r>
       <w:r>
-        <w:t xml:space="preserve">Piezas blancas: alfil en d4. Puede ir a: a1, a7, b2, b6, c3, c5, e3, e5, f2, f6, g1, g7 y h8.</w:t>
+        <w:t xml:space="preserve">Piezas blancas: alfil en d4.</w:t>
+      </w:r>
+    </w:p>
+    <w:p>
+      <w:pPr>
+        <w:keepLines/>
+        <w:pBdr>
+          <w:top w:val="single" w:color="000000" w:sz="12" w:space="6"/>
+          <w:left w:val="single" w:color="000000" w:sz="12" w:space="6"/>
+          <w:bottom w:val="single" w:color="000000" w:sz="12" w:space="6"/>
+          <w:right w:val="single" w:color="000000" w:sz="12" w:space="6"/>
+        </w:pBdr>
+      </w:pPr>
+      <w:r>
+        <w:rPr>
+          <w:b/>
+          <w:bCs/>
+        </w:rPr>
+        <w:t xml:space="preserve">Con las manos. </w:t>
+      </w:r>
+      <w:r>
+        <w:t xml:space="preserve">Arma esta posición en tu tablero. Pon el dedo en el alfil blanco de d4 y recorre sus caminos: puede ir a a1, a7, b2, b6, c3, c5, e3, e5, f2, f6, g1, g7 y h8.</w:t>
       </w:r>
     </w:p>
     <w:p>
@@ -2619,7 +2888,7 @@
       <w:r>
         <w:drawing>
           <wp:inline distT="0" distB="0" distL="0" distR="0">
-            <wp:extent cx="3887986" cy="3887986"/>
+            <wp:extent cx="3239988" cy="3239988"/>
             <wp:effectExtent t="0" r="0" b="0" l="0"/>
             <wp:docPr id="1" name="Dibujo decorativo" descr="" title="">
               <a:extLst xmlns:a="http://schemas.openxmlformats.org/drawingml/2006/main">
@@ -2650,7 +2919,7 @@
                   <pic:spPr bwMode="auto">
                     <a:xfrm>
                       <a:off x="0" y="0"/>
-                      <a:ext cx="3887986" cy="3887986"/>
+                      <a:ext cx="3239988" cy="3239988"/>
                     </a:xfrm>
                     <a:prstGeom prst="rect">
                       <a:avLst/>
@@ -2689,13 +2958,35 @@
       <w:pPr>
         <w:keepNext/>
         <w:keepLines/>
-      </w:pPr>
-      <w:r>
-        <w:rPr>
-          <w:b/>
-          <w:bCs/>
-        </w:rPr>
-        <w:t xml:space="preserve">¿A cuántas casillas puede ir el alfil blanco? La pieza de la pregunta está en c1.</w:t>
+        <w:pBdr>
+          <w:top w:val="single" w:color="000000" w:sz="12" w:space="6"/>
+          <w:left w:val="single" w:color="000000" w:sz="12" w:space="6"/>
+          <w:bottom w:val="single" w:color="000000" w:sz="12" w:space="6"/>
+          <w:right w:val="single" w:color="000000" w:sz="12" w:space="6"/>
+        </w:pBdr>
+      </w:pPr>
+      <w:r>
+        <w:rPr>
+          <w:b/>
+          <w:bCs/>
+        </w:rPr>
+        <w:t xml:space="preserve">Con las manos. </w:t>
+      </w:r>
+      <w:r>
+        <w:t xml:space="preserve">Arma esta posición en tu tablero. Pon el dedo en el alfil blanco de c1 y recorre con él cada camino de la pieza, casilla por casilla, hasta la orilla o hasta chocar con otra pieza.</w:t>
+      </w:r>
+    </w:p>
+    <w:p>
+      <w:pPr>
+        <w:keepNext/>
+        <w:keepLines/>
+      </w:pPr>
+      <w:r>
+        <w:rPr>
+          <w:b/>
+          <w:bCs/>
+        </w:rPr>
+        <w:t xml:space="preserve">¿A cuántas casillas puede ir el alfil blanco de c1?</w:t>
       </w:r>
     </w:p>
     <w:p>
@@ -2736,7 +3027,7 @@
       <w:r>
         <w:drawing>
           <wp:inline distT="0" distB="0" distL="0" distR="0">
-            <wp:extent cx="3887986" cy="3887986"/>
+            <wp:extent cx="3239988" cy="3239988"/>
             <wp:effectExtent t="0" r="0" b="0" l="0"/>
             <wp:docPr id="1" name="Dibujo decorativo" descr="" title="">
               <a:extLst xmlns:a="http://schemas.openxmlformats.org/drawingml/2006/main">
@@ -2767,7 +3058,7 @@
                   <pic:spPr bwMode="auto">
                     <a:xfrm>
                       <a:off x="0" y="0"/>
-                      <a:ext cx="3887986" cy="3887986"/>
+                      <a:ext cx="3239988" cy="3239988"/>
                     </a:xfrm>
                     <a:prstGeom prst="rect">
                       <a:avLst/>
@@ -2806,13 +3097,35 @@
       <w:pPr>
         <w:keepNext/>
         <w:keepLines/>
-      </w:pPr>
-      <w:r>
-        <w:rPr>
-          <w:b/>
-          <w:bCs/>
-        </w:rPr>
-        <w:t xml:space="preserve">¿Puede el alfil llegar alguna vez a la casilla de la estrella? La pieza de la pregunta está en f1. La estrella está en c4.</w:t>
+        <w:pBdr>
+          <w:top w:val="single" w:color="000000" w:sz="12" w:space="6"/>
+          <w:left w:val="single" w:color="000000" w:sz="12" w:space="6"/>
+          <w:bottom w:val="single" w:color="000000" w:sz="12" w:space="6"/>
+          <w:right w:val="single" w:color="000000" w:sz="12" w:space="6"/>
+        </w:pBdr>
+      </w:pPr>
+      <w:r>
+        <w:rPr>
+          <w:b/>
+          <w:bCs/>
+        </w:rPr>
+        <w:t xml:space="preserve">Con las manos. </w:t>
+      </w:r>
+      <w:r>
+        <w:t xml:space="preserve">Arma esta posición en tu tablero. Pon una ficha (un botón o una moneda) en c4: en el libro, ahí hay una estrella. Toca la casilla de l alfil blanco de f1 y la de la ficha: ¿son las dos altas, las dos bajas, o una alta y otra baja?</w:t>
+      </w:r>
+    </w:p>
+    <w:p>
+      <w:pPr>
+        <w:keepNext/>
+        <w:keepLines/>
+      </w:pPr>
+      <w:r>
+        <w:rPr>
+          <w:b/>
+          <w:bCs/>
+        </w:rPr>
+        <w:t xml:space="preserve">¿Puede el alfil llegar alguna vez a la casilla de la ficha?</w:t>
       </w:r>
     </w:p>
     <w:p>
@@ -2853,7 +3166,7 @@
       <w:r>
         <w:drawing>
           <wp:inline distT="0" distB="0" distL="0" distR="0">
-            <wp:extent cx="3887986" cy="3887986"/>
+            <wp:extent cx="3239988" cy="3239988"/>
             <wp:effectExtent t="0" r="0" b="0" l="0"/>
             <wp:docPr id="1" name="Dibujo decorativo" descr="" title="">
               <a:extLst xmlns:a="http://schemas.openxmlformats.org/drawingml/2006/main">
@@ -2884,7 +3197,7 @@
                   <pic:spPr bwMode="auto">
                     <a:xfrm>
                       <a:off x="0" y="0"/>
-                      <a:ext cx="3887986" cy="3887986"/>
+                      <a:ext cx="3239988" cy="3239988"/>
                     </a:xfrm>
                     <a:prstGeom prst="rect">
                       <a:avLst/>
@@ -2923,13 +3236,35 @@
       <w:pPr>
         <w:keepNext/>
         <w:keepLines/>
-      </w:pPr>
-      <w:r>
-        <w:rPr>
-          <w:b/>
-          <w:bCs/>
-        </w:rPr>
-        <w:t xml:space="preserve">¿Puede el alfil llegar alguna vez a la casilla de la estrella? La pieza de la pregunta está en f1. La estrella está en d4.</w:t>
+        <w:pBdr>
+          <w:top w:val="single" w:color="000000" w:sz="12" w:space="6"/>
+          <w:left w:val="single" w:color="000000" w:sz="12" w:space="6"/>
+          <w:bottom w:val="single" w:color="000000" w:sz="12" w:space="6"/>
+          <w:right w:val="single" w:color="000000" w:sz="12" w:space="6"/>
+        </w:pBdr>
+      </w:pPr>
+      <w:r>
+        <w:rPr>
+          <w:b/>
+          <w:bCs/>
+        </w:rPr>
+        <w:t xml:space="preserve">Con las manos. </w:t>
+      </w:r>
+      <w:r>
+        <w:t xml:space="preserve">Arma esta posición en tu tablero. Pon una ficha (un botón o una moneda) en d4: en el libro, ahí hay una estrella. Toca la casilla de l alfil blanco de f1 y la de la ficha: ¿son las dos altas, las dos bajas, o una alta y otra baja?</w:t>
+      </w:r>
+    </w:p>
+    <w:p>
+      <w:pPr>
+        <w:keepNext/>
+        <w:keepLines/>
+      </w:pPr>
+      <w:r>
+        <w:rPr>
+          <w:b/>
+          <w:bCs/>
+        </w:rPr>
+        <w:t xml:space="preserve">¿Puede el alfil llegar alguna vez a la casilla de la ficha?</w:t>
       </w:r>
     </w:p>
     <w:p>
@@ -2970,7 +3305,7 @@
       <w:r>
         <w:drawing>
           <wp:inline distT="0" distB="0" distL="0" distR="0">
-            <wp:extent cx="3887986" cy="3887986"/>
+            <wp:extent cx="3239988" cy="3239988"/>
             <wp:effectExtent t="0" r="0" b="0" l="0"/>
             <wp:docPr id="1" name="Dibujo decorativo" descr="" title="">
               <a:extLst xmlns:a="http://schemas.openxmlformats.org/drawingml/2006/main">
@@ -3001,7 +3336,7 @@
                   <pic:spPr bwMode="auto">
                     <a:xfrm>
                       <a:off x="0" y="0"/>
-                      <a:ext cx="3887986" cy="3887986"/>
+                      <a:ext cx="3239988" cy="3239988"/>
                     </a:xfrm>
                     <a:prstGeom prst="rect">
                       <a:avLst/>
@@ -3040,13 +3375,35 @@
       <w:pPr>
         <w:keepNext/>
         <w:keepLines/>
-      </w:pPr>
-      <w:r>
-        <w:rPr>
-          <w:b/>
-          <w:bCs/>
-        </w:rPr>
-        <w:t xml:space="preserve">¿Qué pieza negra se puede comer el alfil blanco? La pieza de la pregunta está en d4.</w:t>
+        <w:pBdr>
+          <w:top w:val="single" w:color="000000" w:sz="12" w:space="6"/>
+          <w:left w:val="single" w:color="000000" w:sz="12" w:space="6"/>
+          <w:bottom w:val="single" w:color="000000" w:sz="12" w:space="6"/>
+          <w:right w:val="single" w:color="000000" w:sz="12" w:space="6"/>
+        </w:pBdr>
+      </w:pPr>
+      <w:r>
+        <w:rPr>
+          <w:b/>
+          <w:bCs/>
+        </w:rPr>
+        <w:t xml:space="preserve">Con las manos. </w:t>
+      </w:r>
+      <w:r>
+        <w:t xml:space="preserve">Arma esta posición en tu tablero. Recorre con el dedo los caminos de l alfil blanco de d4. Las piezas negras tienen una puntita arriba.</w:t>
+      </w:r>
+    </w:p>
+    <w:p>
+      <w:pPr>
+        <w:keepNext/>
+        <w:keepLines/>
+      </w:pPr>
+      <w:r>
+        <w:rPr>
+          <w:b/>
+          <w:bCs/>
+        </w:rPr>
+        <w:t xml:space="preserve">¿Qué pieza negra se puede comer el alfil blanco de d4? Tócala y di su nombre.</w:t>
       </w:r>
     </w:p>
     <w:p>
@@ -3244,7 +3601,7 @@
       <w:r>
         <w:drawing>
           <wp:inline distT="0" distB="0" distL="0" distR="0">
-            <wp:extent cx="5399931" cy="5399931"/>
+            <wp:extent cx="4319885" cy="4319885"/>
             <wp:effectExtent t="0" r="0" b="0" l="0"/>
             <wp:docPr id="1" name="Dibujo decorativo" descr="" title="">
               <a:extLst xmlns:a="http://schemas.openxmlformats.org/drawingml/2006/main">
@@ -3275,7 +3632,7 @@
                   <pic:spPr bwMode="auto">
                     <a:xfrm>
                       <a:off x="0" y="0"/>
-                      <a:ext cx="5399931" cy="5399931"/>
+                      <a:ext cx="4319885" cy="4319885"/>
                     </a:xfrm>
                     <a:prstGeom prst="rect">
                       <a:avLst/>
@@ -3303,6 +3660,7 @@
     </w:p>
     <w:p>
       <w:pPr>
+        <w:keepNext/>
         <w:keepLines/>
         <w:pBdr>
           <w:top w:val="single" w:color="000000" w:sz="12" w:space="6"/>
@@ -3319,7 +3677,28 @@
         <w:t xml:space="preserve">La posición. </w:t>
       </w:r>
       <w:r>
-        <w:t xml:space="preserve">Piezas blancas: dama en d4. Puede ir a: a1, a4, a7, b2, b4, b6, c3, c4, c5, d1, d2, d3, d5, d6, d7, d8, e3, e4, e5, f2, f4, f6, g1, g4, g7, h4 y h8.</w:t>
+        <w:t xml:space="preserve">Piezas blancas: dama en d4.</w:t>
+      </w:r>
+    </w:p>
+    <w:p>
+      <w:pPr>
+        <w:keepLines/>
+        <w:pBdr>
+          <w:top w:val="single" w:color="000000" w:sz="12" w:space="6"/>
+          <w:left w:val="single" w:color="000000" w:sz="12" w:space="6"/>
+          <w:bottom w:val="single" w:color="000000" w:sz="12" w:space="6"/>
+          <w:right w:val="single" w:color="000000" w:sz="12" w:space="6"/>
+        </w:pBdr>
+      </w:pPr>
+      <w:r>
+        <w:rPr>
+          <w:b/>
+          <w:bCs/>
+        </w:rPr>
+        <w:t xml:space="preserve">Con las manos. </w:t>
+      </w:r>
+      <w:r>
+        <w:t xml:space="preserve">Arma esta posición en tu tablero. Pon el dedo en la dama blanca de d4 y recorre sus caminos: puede ir a a1, a4, a7, b2, b4, b6, c3, c4, c5, d1, d2, d3, d5, d6, d7, d8, e3, e4, e5, f2, f4, f6, g1, g4, g7, h4 y h8.</w:t>
       </w:r>
     </w:p>
     <w:p>
@@ -3403,7 +3782,7 @@
       <w:r>
         <w:drawing>
           <wp:inline distT="0" distB="0" distL="0" distR="0">
-            <wp:extent cx="3887986" cy="3887986"/>
+            <wp:extent cx="3239988" cy="3239988"/>
             <wp:effectExtent t="0" r="0" b="0" l="0"/>
             <wp:docPr id="1" name="Dibujo decorativo" descr="" title="">
               <a:extLst xmlns:a="http://schemas.openxmlformats.org/drawingml/2006/main">
@@ -3434,7 +3813,7 @@
                   <pic:spPr bwMode="auto">
                     <a:xfrm>
                       <a:off x="0" y="0"/>
-                      <a:ext cx="3887986" cy="3887986"/>
+                      <a:ext cx="3239988" cy="3239988"/>
                     </a:xfrm>
                     <a:prstGeom prst="rect">
                       <a:avLst/>
@@ -3473,13 +3852,35 @@
       <w:pPr>
         <w:keepNext/>
         <w:keepLines/>
-      </w:pPr>
-      <w:r>
-        <w:rPr>
-          <w:b/>
-          <w:bCs/>
-        </w:rPr>
-        <w:t xml:space="preserve">¿A cuántas casillas puede ir la dama blanca? La pieza de la pregunta está en a1.</w:t>
+        <w:pBdr>
+          <w:top w:val="single" w:color="000000" w:sz="12" w:space="6"/>
+          <w:left w:val="single" w:color="000000" w:sz="12" w:space="6"/>
+          <w:bottom w:val="single" w:color="000000" w:sz="12" w:space="6"/>
+          <w:right w:val="single" w:color="000000" w:sz="12" w:space="6"/>
+        </w:pBdr>
+      </w:pPr>
+      <w:r>
+        <w:rPr>
+          <w:b/>
+          <w:bCs/>
+        </w:rPr>
+        <w:t xml:space="preserve">Con las manos. </w:t>
+      </w:r>
+      <w:r>
+        <w:t xml:space="preserve">Arma esta posición en tu tablero. Pon el dedo en la dama blanca de a1 y recorre con él cada camino de la pieza, casilla por casilla, hasta la orilla o hasta chocar con otra pieza.</w:t>
+      </w:r>
+    </w:p>
+    <w:p>
+      <w:pPr>
+        <w:keepNext/>
+        <w:keepLines/>
+      </w:pPr>
+      <w:r>
+        <w:rPr>
+          <w:b/>
+          <w:bCs/>
+        </w:rPr>
+        <w:t xml:space="preserve">¿A cuántas casillas puede ir la dama blanca de a1?</w:t>
       </w:r>
     </w:p>
     <w:p>
@@ -3520,7 +3921,7 @@
       <w:r>
         <w:drawing>
           <wp:inline distT="0" distB="0" distL="0" distR="0">
-            <wp:extent cx="3887986" cy="3887986"/>
+            <wp:extent cx="3239988" cy="3239988"/>
             <wp:effectExtent t="0" r="0" b="0" l="0"/>
             <wp:docPr id="1" name="Dibujo decorativo" descr="" title="">
               <a:extLst xmlns:a="http://schemas.openxmlformats.org/drawingml/2006/main">
@@ -3551,7 +3952,7 @@
                   <pic:spPr bwMode="auto">
                     <a:xfrm>
                       <a:off x="0" y="0"/>
-                      <a:ext cx="3887986" cy="3887986"/>
+                      <a:ext cx="3239988" cy="3239988"/>
                     </a:xfrm>
                     <a:prstGeom prst="rect">
                       <a:avLst/>
@@ -3590,13 +3991,35 @@
       <w:pPr>
         <w:keepNext/>
         <w:keepLines/>
-      </w:pPr>
-      <w:r>
-        <w:rPr>
-          <w:b/>
-          <w:bCs/>
-        </w:rPr>
-        <w:t xml:space="preserve">¿Qué pieza negra se puede comer la dama blanca? La pieza de la pregunta está en d1.</w:t>
+        <w:pBdr>
+          <w:top w:val="single" w:color="000000" w:sz="12" w:space="6"/>
+          <w:left w:val="single" w:color="000000" w:sz="12" w:space="6"/>
+          <w:bottom w:val="single" w:color="000000" w:sz="12" w:space="6"/>
+          <w:right w:val="single" w:color="000000" w:sz="12" w:space="6"/>
+        </w:pBdr>
+      </w:pPr>
+      <w:r>
+        <w:rPr>
+          <w:b/>
+          <w:bCs/>
+        </w:rPr>
+        <w:t xml:space="preserve">Con las manos. </w:t>
+      </w:r>
+      <w:r>
+        <w:t xml:space="preserve">Arma esta posición en tu tablero. Recorre con el dedo los caminos de la dama blanca de d1. Las piezas negras tienen una puntita arriba.</w:t>
+      </w:r>
+    </w:p>
+    <w:p>
+      <w:pPr>
+        <w:keepNext/>
+        <w:keepLines/>
+      </w:pPr>
+      <w:r>
+        <w:rPr>
+          <w:b/>
+          <w:bCs/>
+        </w:rPr>
+        <w:t xml:space="preserve">¿Qué pieza negra se puede comer la dama blanca de d1? Tócala y di su nombre.</w:t>
       </w:r>
     </w:p>
     <w:p>
@@ -3794,7 +4217,7 @@
       <w:r>
         <w:drawing>
           <wp:inline distT="0" distB="0" distL="0" distR="0">
-            <wp:extent cx="5399931" cy="5399931"/>
+            <wp:extent cx="4319885" cy="4319885"/>
             <wp:effectExtent t="0" r="0" b="0" l="0"/>
             <wp:docPr id="1" name="Dibujo decorativo" descr="" title="">
               <a:extLst xmlns:a="http://schemas.openxmlformats.org/drawingml/2006/main">
@@ -3825,7 +4248,7 @@
                   <pic:spPr bwMode="auto">
                     <a:xfrm>
                       <a:off x="0" y="0"/>
-                      <a:ext cx="5399931" cy="5399931"/>
+                      <a:ext cx="4319885" cy="4319885"/>
                     </a:xfrm>
                     <a:prstGeom prst="rect">
                       <a:avLst/>
@@ -3853,6 +4276,7 @@
     </w:p>
     <w:p>
       <w:pPr>
+        <w:keepNext/>
         <w:keepLines/>
         <w:pBdr>
           <w:top w:val="single" w:color="000000" w:sz="12" w:space="6"/>
@@ -3869,7 +4293,28 @@
         <w:t xml:space="preserve">La posición. </w:t>
       </w:r>
       <w:r>
-        <w:t xml:space="preserve">Piezas blancas: rey en d4. Puede ir a: c3, c4, c5, d3, d5, e3, e4 y e5.</w:t>
+        <w:t xml:space="preserve">Piezas blancas: rey en d4.</w:t>
+      </w:r>
+    </w:p>
+    <w:p>
+      <w:pPr>
+        <w:keepLines/>
+        <w:pBdr>
+          <w:top w:val="single" w:color="000000" w:sz="12" w:space="6"/>
+          <w:left w:val="single" w:color="000000" w:sz="12" w:space="6"/>
+          <w:bottom w:val="single" w:color="000000" w:sz="12" w:space="6"/>
+          <w:right w:val="single" w:color="000000" w:sz="12" w:space="6"/>
+        </w:pBdr>
+      </w:pPr>
+      <w:r>
+        <w:rPr>
+          <w:b/>
+          <w:bCs/>
+        </w:rPr>
+        <w:t xml:space="preserve">Con las manos. </w:t>
+      </w:r>
+      <w:r>
+        <w:t xml:space="preserve">Arma esta posición en tu tablero. Pon el dedo en el rey blanco de d4 y recorre sus caminos: puede ir a c3, c4, c5, d3, d5, e3, e4 y e5.</w:t>
       </w:r>
     </w:p>
     <w:p>
@@ -3953,7 +4398,7 @@
       <w:r>
         <w:drawing>
           <wp:inline distT="0" distB="0" distL="0" distR="0">
-            <wp:extent cx="3887986" cy="3887986"/>
+            <wp:extent cx="3239988" cy="3239988"/>
             <wp:effectExtent t="0" r="0" b="0" l="0"/>
             <wp:docPr id="1" name="Dibujo decorativo" descr="" title="">
               <a:extLst xmlns:a="http://schemas.openxmlformats.org/drawingml/2006/main">
@@ -3984,7 +4429,7 @@
                   <pic:spPr bwMode="auto">
                     <a:xfrm>
                       <a:off x="0" y="0"/>
-                      <a:ext cx="3887986" cy="3887986"/>
+                      <a:ext cx="3239988" cy="3239988"/>
                     </a:xfrm>
                     <a:prstGeom prst="rect">
                       <a:avLst/>
@@ -4023,13 +4468,35 @@
       <w:pPr>
         <w:keepNext/>
         <w:keepLines/>
-      </w:pPr>
-      <w:r>
-        <w:rPr>
-          <w:b/>
-          <w:bCs/>
-        </w:rPr>
-        <w:t xml:space="preserve">¿A cuántas casillas puede ir el rey blanco? La pieza de la pregunta está en a1.</w:t>
+        <w:pBdr>
+          <w:top w:val="single" w:color="000000" w:sz="12" w:space="6"/>
+          <w:left w:val="single" w:color="000000" w:sz="12" w:space="6"/>
+          <w:bottom w:val="single" w:color="000000" w:sz="12" w:space="6"/>
+          <w:right w:val="single" w:color="000000" w:sz="12" w:space="6"/>
+        </w:pBdr>
+      </w:pPr>
+      <w:r>
+        <w:rPr>
+          <w:b/>
+          <w:bCs/>
+        </w:rPr>
+        <w:t xml:space="preserve">Con las manos. </w:t>
+      </w:r>
+      <w:r>
+        <w:t xml:space="preserve">Arma esta posición en tu tablero. Pon el dedo en el rey blanco de a1 y recorre con él cada camino de la pieza, casilla por casilla, hasta la orilla o hasta chocar con otra pieza.</w:t>
+      </w:r>
+    </w:p>
+    <w:p>
+      <w:pPr>
+        <w:keepNext/>
+        <w:keepLines/>
+      </w:pPr>
+      <w:r>
+        <w:rPr>
+          <w:b/>
+          <w:bCs/>
+        </w:rPr>
+        <w:t xml:space="preserve">¿A cuántas casillas puede ir el rey blanco de a1?</w:t>
       </w:r>
     </w:p>
     <w:p>
@@ -4070,7 +4537,7 @@
       <w:r>
         <w:drawing>
           <wp:inline distT="0" distB="0" distL="0" distR="0">
-            <wp:extent cx="3887986" cy="3887986"/>
+            <wp:extent cx="3239988" cy="3239988"/>
             <wp:effectExtent t="0" r="0" b="0" l="0"/>
             <wp:docPr id="1" name="Dibujo decorativo" descr="" title="">
               <a:extLst xmlns:a="http://schemas.openxmlformats.org/drawingml/2006/main">
@@ -4101,7 +4568,7 @@
                   <pic:spPr bwMode="auto">
                     <a:xfrm>
                       <a:off x="0" y="0"/>
-                      <a:ext cx="3887986" cy="3887986"/>
+                      <a:ext cx="3239988" cy="3239988"/>
                     </a:xfrm>
                     <a:prstGeom prst="rect">
                       <a:avLst/>
@@ -4140,13 +4607,35 @@
       <w:pPr>
         <w:keepNext/>
         <w:keepLines/>
-      </w:pPr>
-      <w:r>
-        <w:rPr>
-          <w:b/>
-          <w:bCs/>
-        </w:rPr>
-        <w:t xml:space="preserve">¿A cuántas casillas puede ir el rey blanco? La pieza de la pregunta está en d3.</w:t>
+        <w:pBdr>
+          <w:top w:val="single" w:color="000000" w:sz="12" w:space="6"/>
+          <w:left w:val="single" w:color="000000" w:sz="12" w:space="6"/>
+          <w:bottom w:val="single" w:color="000000" w:sz="12" w:space="6"/>
+          <w:right w:val="single" w:color="000000" w:sz="12" w:space="6"/>
+        </w:pBdr>
+      </w:pPr>
+      <w:r>
+        <w:rPr>
+          <w:b/>
+          <w:bCs/>
+        </w:rPr>
+        <w:t xml:space="preserve">Con las manos. </w:t>
+      </w:r>
+      <w:r>
+        <w:t xml:space="preserve">Arma esta posición en tu tablero. Pon el dedo en el rey blanco de d3 y recorre con él cada camino de la pieza, casilla por casilla, hasta la orilla o hasta chocar con otra pieza.</w:t>
+      </w:r>
+    </w:p>
+    <w:p>
+      <w:pPr>
+        <w:keepNext/>
+        <w:keepLines/>
+      </w:pPr>
+      <w:r>
+        <w:rPr>
+          <w:b/>
+          <w:bCs/>
+        </w:rPr>
+        <w:t xml:space="preserve">¿A cuántas casillas puede ir el rey blanco de d3?</w:t>
       </w:r>
     </w:p>
     <w:p>
@@ -4187,7 +4676,7 @@
       <w:r>
         <w:drawing>
           <wp:inline distT="0" distB="0" distL="0" distR="0">
-            <wp:extent cx="3887986" cy="3887986"/>
+            <wp:extent cx="3239988" cy="3239988"/>
             <wp:effectExtent t="0" r="0" b="0" l="0"/>
             <wp:docPr id="1" name="Dibujo decorativo" descr="" title="">
               <a:extLst xmlns:a="http://schemas.openxmlformats.org/drawingml/2006/main">
@@ -4218,7 +4707,7 @@
                   <pic:spPr bwMode="auto">
                     <a:xfrm>
                       <a:off x="0" y="0"/>
-                      <a:ext cx="3887986" cy="3887986"/>
+                      <a:ext cx="3239988" cy="3239988"/>
                     </a:xfrm>
                     <a:prstGeom prst="rect">
                       <a:avLst/>
@@ -4257,13 +4746,35 @@
       <w:pPr>
         <w:keepNext/>
         <w:keepLines/>
-      </w:pPr>
-      <w:r>
-        <w:rPr>
-          <w:b/>
-          <w:bCs/>
-        </w:rPr>
-        <w:t xml:space="preserve">¿A qué casillas puede ir el rey blanco? Si no se puede mover, di «ninguna». La pieza de la pregunta está en d4.</w:t>
+        <w:pBdr>
+          <w:top w:val="single" w:color="000000" w:sz="12" w:space="6"/>
+          <w:left w:val="single" w:color="000000" w:sz="12" w:space="6"/>
+          <w:bottom w:val="single" w:color="000000" w:sz="12" w:space="6"/>
+          <w:right w:val="single" w:color="000000" w:sz="12" w:space="6"/>
+        </w:pBdr>
+      </w:pPr>
+      <w:r>
+        <w:rPr>
+          <w:b/>
+          <w:bCs/>
+        </w:rPr>
+        <w:t xml:space="preserve">Con las manos. </w:t>
+      </w:r>
+      <w:r>
+        <w:t xml:space="preserve">Arma esta posición en tu tablero. Recorre con el dedo los caminos de l rey blanco de d4 y pon un botón en cada casilla adonde puede ir.</w:t>
+      </w:r>
+    </w:p>
+    <w:p>
+      <w:pPr>
+        <w:keepNext/>
+        <w:keepLines/>
+      </w:pPr>
+      <w:r>
+        <w:rPr>
+          <w:b/>
+          <w:bCs/>
+        </w:rPr>
+        <w:t xml:space="preserve">¿A qué casillas puede ir el rey blanco de d4? Dilas una por una. Si no se puede mover, di «ninguna».</w:t>
       </w:r>
     </w:p>
     <w:p>
@@ -4461,7 +4972,7 @@
       <w:r>
         <w:drawing>
           <wp:inline distT="0" distB="0" distL="0" distR="0">
-            <wp:extent cx="5399931" cy="5399931"/>
+            <wp:extent cx="4319885" cy="4319885"/>
             <wp:effectExtent t="0" r="0" b="0" l="0"/>
             <wp:docPr id="1" name="Dibujo decorativo" descr="" title="">
               <a:extLst xmlns:a="http://schemas.openxmlformats.org/drawingml/2006/main">
@@ -4492,7 +5003,7 @@
                   <pic:spPr bwMode="auto">
                     <a:xfrm>
                       <a:off x="0" y="0"/>
-                      <a:ext cx="5399931" cy="5399931"/>
+                      <a:ext cx="4319885" cy="4319885"/>
                     </a:xfrm>
                     <a:prstGeom prst="rect">
                       <a:avLst/>
@@ -4520,6 +5031,7 @@
     </w:p>
     <w:p>
       <w:pPr>
+        <w:keepNext/>
         <w:keepLines/>
         <w:pBdr>
           <w:top w:val="single" w:color="000000" w:sz="12" w:space="6"/>
@@ -4536,7 +5048,28 @@
         <w:t xml:space="preserve">La posición. </w:t>
       </w:r>
       <w:r>
-        <w:t xml:space="preserve">Piezas blancas: caballo en d4. Puede ir a: b3, b5, c2, c6, e2, e6, f3 y f5.</w:t>
+        <w:t xml:space="preserve">Piezas blancas: caballo en d4.</w:t>
+      </w:r>
+    </w:p>
+    <w:p>
+      <w:pPr>
+        <w:keepLines/>
+        <w:pBdr>
+          <w:top w:val="single" w:color="000000" w:sz="12" w:space="6"/>
+          <w:left w:val="single" w:color="000000" w:sz="12" w:space="6"/>
+          <w:bottom w:val="single" w:color="000000" w:sz="12" w:space="6"/>
+          <w:right w:val="single" w:color="000000" w:sz="12" w:space="6"/>
+        </w:pBdr>
+      </w:pPr>
+      <w:r>
+        <w:rPr>
+          <w:b/>
+          <w:bCs/>
+        </w:rPr>
+        <w:t xml:space="preserve">Con las manos. </w:t>
+      </w:r>
+      <w:r>
+        <w:t xml:space="preserve">Arma esta posición en tu tablero. Pon el dedo en el caballo blanco de d4 y recorre sus caminos: puede ir a b3, b5, c2, c6, e2, e6, f3 y f5.</w:t>
       </w:r>
     </w:p>
     <w:p>
@@ -4620,7 +5153,7 @@
       <w:r>
         <w:drawing>
           <wp:inline distT="0" distB="0" distL="0" distR="0">
-            <wp:extent cx="3887986" cy="3887986"/>
+            <wp:extent cx="3239988" cy="3239988"/>
             <wp:effectExtent t="0" r="0" b="0" l="0"/>
             <wp:docPr id="1" name="Dibujo decorativo" descr="" title="">
               <a:extLst xmlns:a="http://schemas.openxmlformats.org/drawingml/2006/main">
@@ -4651,7 +5184,7 @@
                   <pic:spPr bwMode="auto">
                     <a:xfrm>
                       <a:off x="0" y="0"/>
-                      <a:ext cx="3887986" cy="3887986"/>
+                      <a:ext cx="3239988" cy="3239988"/>
                     </a:xfrm>
                     <a:prstGeom prst="rect">
                       <a:avLst/>
@@ -4690,13 +5223,35 @@
       <w:pPr>
         <w:keepNext/>
         <w:keepLines/>
-      </w:pPr>
-      <w:r>
-        <w:rPr>
-          <w:b/>
-          <w:bCs/>
-        </w:rPr>
-        <w:t xml:space="preserve">¿A cuántas casillas puede ir el caballo blanco? La pieza de la pregunta está en a1.</w:t>
+        <w:pBdr>
+          <w:top w:val="single" w:color="000000" w:sz="12" w:space="6"/>
+          <w:left w:val="single" w:color="000000" w:sz="12" w:space="6"/>
+          <w:bottom w:val="single" w:color="000000" w:sz="12" w:space="6"/>
+          <w:right w:val="single" w:color="000000" w:sz="12" w:space="6"/>
+        </w:pBdr>
+      </w:pPr>
+      <w:r>
+        <w:rPr>
+          <w:b/>
+          <w:bCs/>
+        </w:rPr>
+        <w:t xml:space="preserve">Con las manos. </w:t>
+      </w:r>
+      <w:r>
+        <w:t xml:space="preserve">Arma esta posición en tu tablero. Pon el dedo en el caballo blanco de a1 y recorre con él cada camino de la pieza, casilla por casilla, hasta la orilla o hasta chocar con otra pieza.</w:t>
+      </w:r>
+    </w:p>
+    <w:p>
+      <w:pPr>
+        <w:keepNext/>
+        <w:keepLines/>
+      </w:pPr>
+      <w:r>
+        <w:rPr>
+          <w:b/>
+          <w:bCs/>
+        </w:rPr>
+        <w:t xml:space="preserve">¿A cuántas casillas puede ir el caballo blanco de a1?</w:t>
       </w:r>
     </w:p>
     <w:p>
@@ -4737,7 +5292,7 @@
       <w:r>
         <w:drawing>
           <wp:inline distT="0" distB="0" distL="0" distR="0">
-            <wp:extent cx="3887986" cy="3887986"/>
+            <wp:extent cx="3239988" cy="3239988"/>
             <wp:effectExtent t="0" r="0" b="0" l="0"/>
             <wp:docPr id="1" name="Dibujo decorativo" descr="" title="">
               <a:extLst xmlns:a="http://schemas.openxmlformats.org/drawingml/2006/main">
@@ -4768,7 +5323,7 @@
                   <pic:spPr bwMode="auto">
                     <a:xfrm>
                       <a:off x="0" y="0"/>
-                      <a:ext cx="3887986" cy="3887986"/>
+                      <a:ext cx="3239988" cy="3239988"/>
                     </a:xfrm>
                     <a:prstGeom prst="rect">
                       <a:avLst/>
@@ -4807,13 +5362,35 @@
       <w:pPr>
         <w:keepNext/>
         <w:keepLines/>
-      </w:pPr>
-      <w:r>
-        <w:rPr>
-          <w:b/>
-          <w:bCs/>
-        </w:rPr>
-        <w:t xml:space="preserve">¿Qué pieza negra se puede comer el caballo blanco? La pieza de la pregunta está en d4.</w:t>
+        <w:pBdr>
+          <w:top w:val="single" w:color="000000" w:sz="12" w:space="6"/>
+          <w:left w:val="single" w:color="000000" w:sz="12" w:space="6"/>
+          <w:bottom w:val="single" w:color="000000" w:sz="12" w:space="6"/>
+          <w:right w:val="single" w:color="000000" w:sz="12" w:space="6"/>
+        </w:pBdr>
+      </w:pPr>
+      <w:r>
+        <w:rPr>
+          <w:b/>
+          <w:bCs/>
+        </w:rPr>
+        <w:t xml:space="preserve">Con las manos. </w:t>
+      </w:r>
+      <w:r>
+        <w:t xml:space="preserve">Arma esta posición en tu tablero. Recorre con el dedo los caminos de l caballo blanco de d4. Las piezas negras tienen una puntita arriba.</w:t>
+      </w:r>
+    </w:p>
+    <w:p>
+      <w:pPr>
+        <w:keepNext/>
+        <w:keepLines/>
+      </w:pPr>
+      <w:r>
+        <w:rPr>
+          <w:b/>
+          <w:bCs/>
+        </w:rPr>
+        <w:t xml:space="preserve">¿Qué pieza negra se puede comer el caballo blanco de d4? Tócala y di su nombre.</w:t>
       </w:r>
     </w:p>
     <w:p>
@@ -4854,7 +5431,7 @@
       <w:r>
         <w:drawing>
           <wp:inline distT="0" distB="0" distL="0" distR="0">
-            <wp:extent cx="3887986" cy="3887986"/>
+            <wp:extent cx="3239988" cy="3239988"/>
             <wp:effectExtent t="0" r="0" b="0" l="0"/>
             <wp:docPr id="1" name="Dibujo decorativo" descr="" title="">
               <a:extLst xmlns:a="http://schemas.openxmlformats.org/drawingml/2006/main">
@@ -4885,7 +5462,7 @@
                   <pic:spPr bwMode="auto">
                     <a:xfrm>
                       <a:off x="0" y="0"/>
-                      <a:ext cx="3887986" cy="3887986"/>
+                      <a:ext cx="3239988" cy="3239988"/>
                     </a:xfrm>
                     <a:prstGeom prst="rect">
                       <a:avLst/>
@@ -4924,13 +5501,35 @@
       <w:pPr>
         <w:keepNext/>
         <w:keepLines/>
-      </w:pPr>
-      <w:r>
-        <w:rPr>
-          <w:b/>
-          <w:bCs/>
-        </w:rPr>
-        <w:t xml:space="preserve">¿Cuántos saltos necesita el caballo para llegar a la estrella? La pieza de la pregunta está en g1. La estrella está en f3.</w:t>
+        <w:pBdr>
+          <w:top w:val="single" w:color="000000" w:sz="12" w:space="6"/>
+          <w:left w:val="single" w:color="000000" w:sz="12" w:space="6"/>
+          <w:bottom w:val="single" w:color="000000" w:sz="12" w:space="6"/>
+          <w:right w:val="single" w:color="000000" w:sz="12" w:space="6"/>
+        </w:pBdr>
+      </w:pPr>
+      <w:r>
+        <w:rPr>
+          <w:b/>
+          <w:bCs/>
+        </w:rPr>
+        <w:t xml:space="preserve">Con las manos. </w:t>
+      </w:r>
+      <w:r>
+        <w:t xml:space="preserve">Arma esta posición en tu tablero. Pon una ficha (un botón o una moneda) en f3: en el libro, ahí hay una estrella. Salta con el caballo blanco de g1 en forma de L, un salto por vez, hasta llegar a la ficha.</w:t>
+      </w:r>
+    </w:p>
+    <w:p>
+      <w:pPr>
+        <w:keepNext/>
+        <w:keepLines/>
+      </w:pPr>
+      <w:r>
+        <w:rPr>
+          <w:b/>
+          <w:bCs/>
+        </w:rPr>
+        <w:t xml:space="preserve">¿Cuántos saltos necesitaste para llegar a la ficha?</w:t>
       </w:r>
     </w:p>
     <w:p>
@@ -4971,7 +5570,7 @@
       <w:r>
         <w:drawing>
           <wp:inline distT="0" distB="0" distL="0" distR="0">
-            <wp:extent cx="3887986" cy="3887986"/>
+            <wp:extent cx="3239988" cy="3239988"/>
             <wp:effectExtent t="0" r="0" b="0" l="0"/>
             <wp:docPr id="1" name="Dibujo decorativo" descr="" title="">
               <a:extLst xmlns:a="http://schemas.openxmlformats.org/drawingml/2006/main">
@@ -5002,7 +5601,7 @@
                   <pic:spPr bwMode="auto">
                     <a:xfrm>
                       <a:off x="0" y="0"/>
-                      <a:ext cx="3887986" cy="3887986"/>
+                      <a:ext cx="3239988" cy="3239988"/>
                     </a:xfrm>
                     <a:prstGeom prst="rect">
                       <a:avLst/>
@@ -5041,13 +5640,35 @@
       <w:pPr>
         <w:keepNext/>
         <w:keepLines/>
-      </w:pPr>
-      <w:r>
-        <w:rPr>
-          <w:b/>
-          <w:bCs/>
-        </w:rPr>
-        <w:t xml:space="preserve">¿Cuántos saltos necesita el caballo para llegar a la estrella? La pieza de la pregunta está en a1. La estrella está en d4.</w:t>
+        <w:pBdr>
+          <w:top w:val="single" w:color="000000" w:sz="12" w:space="6"/>
+          <w:left w:val="single" w:color="000000" w:sz="12" w:space="6"/>
+          <w:bottom w:val="single" w:color="000000" w:sz="12" w:space="6"/>
+          <w:right w:val="single" w:color="000000" w:sz="12" w:space="6"/>
+        </w:pBdr>
+      </w:pPr>
+      <w:r>
+        <w:rPr>
+          <w:b/>
+          <w:bCs/>
+        </w:rPr>
+        <w:t xml:space="preserve">Con las manos. </w:t>
+      </w:r>
+      <w:r>
+        <w:t xml:space="preserve">Arma esta posición en tu tablero. Pon una ficha (un botón o una moneda) en d4: en el libro, ahí hay una estrella. Salta con el caballo blanco de a1 en forma de L, un salto por vez, hasta llegar a la ficha.</w:t>
+      </w:r>
+    </w:p>
+    <w:p>
+      <w:pPr>
+        <w:keepNext/>
+        <w:keepLines/>
+      </w:pPr>
+      <w:r>
+        <w:rPr>
+          <w:b/>
+          <w:bCs/>
+        </w:rPr>
+        <w:t xml:space="preserve">¿Cuántos saltos necesitaste para llegar a la ficha?</w:t>
       </w:r>
     </w:p>
     <w:p>
@@ -5281,7 +5902,7 @@
       <w:r>
         <w:drawing>
           <wp:inline distT="0" distB="0" distL="0" distR="0">
-            <wp:extent cx="5399931" cy="5399931"/>
+            <wp:extent cx="4319885" cy="4319885"/>
             <wp:effectExtent t="0" r="0" b="0" l="0"/>
             <wp:docPr id="1" name="Dibujo decorativo" descr="" title="">
               <a:extLst xmlns:a="http://schemas.openxmlformats.org/drawingml/2006/main">
@@ -5312,7 +5933,7 @@
                   <pic:spPr bwMode="auto">
                     <a:xfrm>
                       <a:off x="0" y="0"/>
-                      <a:ext cx="5399931" cy="5399931"/>
+                      <a:ext cx="4319885" cy="4319885"/>
                     </a:xfrm>
                     <a:prstGeom prst="rect">
                       <a:avLst/>
@@ -5340,6 +5961,7 @@
     </w:p>
     <w:p>
       <w:pPr>
+        <w:keepNext/>
         <w:keepLines/>
         <w:pBdr>
           <w:top w:val="single" w:color="000000" w:sz="12" w:space="6"/>
@@ -5356,7 +5978,28 @@
         <w:t xml:space="preserve">La posición. </w:t>
       </w:r>
       <w:r>
-        <w:t xml:space="preserve">Piezas blancas: peón en e2. Puede ir a: e3 y e4.</w:t>
+        <w:t xml:space="preserve">Piezas blancas: peón en e2.</w:t>
+      </w:r>
+    </w:p>
+    <w:p>
+      <w:pPr>
+        <w:keepLines/>
+        <w:pBdr>
+          <w:top w:val="single" w:color="000000" w:sz="12" w:space="6"/>
+          <w:left w:val="single" w:color="000000" w:sz="12" w:space="6"/>
+          <w:bottom w:val="single" w:color="000000" w:sz="12" w:space="6"/>
+          <w:right w:val="single" w:color="000000" w:sz="12" w:space="6"/>
+        </w:pBdr>
+      </w:pPr>
+      <w:r>
+        <w:rPr>
+          <w:b/>
+          <w:bCs/>
+        </w:rPr>
+        <w:t xml:space="preserve">Con las manos. </w:t>
+      </w:r>
+      <w:r>
+        <w:t xml:space="preserve">Arma esta posición en tu tablero. Pon el dedo en el peón blanco de e2 y recorre sus caminos: puede ir a e3 y e4.</w:t>
       </w:r>
     </w:p>
     <w:p>
@@ -5379,7 +6022,7 @@
       <w:r>
         <w:drawing>
           <wp:inline distT="0" distB="0" distL="0" distR="0">
-            <wp:extent cx="5399931" cy="5399931"/>
+            <wp:extent cx="4319885" cy="4319885"/>
             <wp:effectExtent t="0" r="0" b="0" l="0"/>
             <wp:docPr id="1" name="Dibujo decorativo" descr="" title="">
               <a:extLst xmlns:a="http://schemas.openxmlformats.org/drawingml/2006/main">
@@ -5410,7 +6053,7 @@
                   <pic:spPr bwMode="auto">
                     <a:xfrm>
                       <a:off x="0" y="0"/>
-                      <a:ext cx="5399931" cy="5399931"/>
+                      <a:ext cx="4319885" cy="4319885"/>
                     </a:xfrm>
                     <a:prstGeom prst="rect">
                       <a:avLst/>
@@ -5438,6 +6081,7 @@
     </w:p>
     <w:p>
       <w:pPr>
+        <w:keepNext/>
         <w:keepLines/>
         <w:pBdr>
           <w:top w:val="single" w:color="000000" w:sz="12" w:space="6"/>
@@ -5454,7 +6098,28 @@
         <w:t xml:space="preserve">La posición. </w:t>
       </w:r>
       <w:r>
-        <w:t xml:space="preserve">Piezas blancas: peón en e4. Piezas negras: alfil en f5; caballo en e5; peón en d5. Puede ir a: d5 y f5.</w:t>
+        <w:t xml:space="preserve">Piezas blancas: peón en e4. Piezas negras: alfil en f5; caballo en e5; peón en d5.</w:t>
+      </w:r>
+    </w:p>
+    <w:p>
+      <w:pPr>
+        <w:keepLines/>
+        <w:pBdr>
+          <w:top w:val="single" w:color="000000" w:sz="12" w:space="6"/>
+          <w:left w:val="single" w:color="000000" w:sz="12" w:space="6"/>
+          <w:bottom w:val="single" w:color="000000" w:sz="12" w:space="6"/>
+          <w:right w:val="single" w:color="000000" w:sz="12" w:space="6"/>
+        </w:pBdr>
+      </w:pPr>
+      <w:r>
+        <w:rPr>
+          <w:b/>
+          <w:bCs/>
+        </w:rPr>
+        <w:t xml:space="preserve">Con las manos. </w:t>
+      </w:r>
+      <w:r>
+        <w:t xml:space="preserve">Arma esta posición en tu tablero. Pon el dedo en el peón blanco de e4 y recorre sus caminos: puede ir a d5 y f5.</w:t>
       </w:r>
     </w:p>
     <w:p>
@@ -5538,7 +6203,7 @@
       <w:r>
         <w:drawing>
           <wp:inline distT="0" distB="0" distL="0" distR="0">
-            <wp:extent cx="3887986" cy="3887986"/>
+            <wp:extent cx="3239988" cy="3239988"/>
             <wp:effectExtent t="0" r="0" b="0" l="0"/>
             <wp:docPr id="1" name="Dibujo decorativo" descr="" title="">
               <a:extLst xmlns:a="http://schemas.openxmlformats.org/drawingml/2006/main">
@@ -5569,7 +6234,7 @@
                   <pic:spPr bwMode="auto">
                     <a:xfrm>
                       <a:off x="0" y="0"/>
-                      <a:ext cx="3887986" cy="3887986"/>
+                      <a:ext cx="3239988" cy="3239988"/>
                     </a:xfrm>
                     <a:prstGeom prst="rect">
                       <a:avLst/>
@@ -5608,13 +6273,35 @@
       <w:pPr>
         <w:keepNext/>
         <w:keepLines/>
-      </w:pPr>
-      <w:r>
-        <w:rPr>
-          <w:b/>
-          <w:bCs/>
-        </w:rPr>
-        <w:t xml:space="preserve">¿A qué casillas puede ir el peón blanco? Si no se puede mover, di «ninguna». La pieza de la pregunta está en d2.</w:t>
+        <w:pBdr>
+          <w:top w:val="single" w:color="000000" w:sz="12" w:space="6"/>
+          <w:left w:val="single" w:color="000000" w:sz="12" w:space="6"/>
+          <w:bottom w:val="single" w:color="000000" w:sz="12" w:space="6"/>
+          <w:right w:val="single" w:color="000000" w:sz="12" w:space="6"/>
+        </w:pBdr>
+      </w:pPr>
+      <w:r>
+        <w:rPr>
+          <w:b/>
+          <w:bCs/>
+        </w:rPr>
+        <w:t xml:space="preserve">Con las manos. </w:t>
+      </w:r>
+      <w:r>
+        <w:t xml:space="preserve">Arma esta posición en tu tablero. Recorre con el dedo los caminos de l peón blanco de d2 y pon un botón en cada casilla adonde puede ir.</w:t>
+      </w:r>
+    </w:p>
+    <w:p>
+      <w:pPr>
+        <w:keepNext/>
+        <w:keepLines/>
+      </w:pPr>
+      <w:r>
+        <w:rPr>
+          <w:b/>
+          <w:bCs/>
+        </w:rPr>
+        <w:t xml:space="preserve">¿A qué casillas puede ir el peón blanco de d2? Dilas una por una. Si no se puede mover, di «ninguna».</w:t>
       </w:r>
     </w:p>
     <w:p>
@@ -5655,7 +6342,7 @@
       <w:r>
         <w:drawing>
           <wp:inline distT="0" distB="0" distL="0" distR="0">
-            <wp:extent cx="3887986" cy="3887986"/>
+            <wp:extent cx="3239988" cy="3239988"/>
             <wp:effectExtent t="0" r="0" b="0" l="0"/>
             <wp:docPr id="1" name="Dibujo decorativo" descr="" title="">
               <a:extLst xmlns:a="http://schemas.openxmlformats.org/drawingml/2006/main">
@@ -5686,7 +6373,7 @@
                   <pic:spPr bwMode="auto">
                     <a:xfrm>
                       <a:off x="0" y="0"/>
-                      <a:ext cx="3887986" cy="3887986"/>
+                      <a:ext cx="3239988" cy="3239988"/>
                     </a:xfrm>
                     <a:prstGeom prst="rect">
                       <a:avLst/>
@@ -5725,13 +6412,35 @@
       <w:pPr>
         <w:keepNext/>
         <w:keepLines/>
-      </w:pPr>
-      <w:r>
-        <w:rPr>
-          <w:b/>
-          <w:bCs/>
-        </w:rPr>
-        <w:t xml:space="preserve">¿A qué casillas puede ir el peón blanco? Si no se puede mover, di «ninguna». La pieza de la pregunta está en d3.</w:t>
+        <w:pBdr>
+          <w:top w:val="single" w:color="000000" w:sz="12" w:space="6"/>
+          <w:left w:val="single" w:color="000000" w:sz="12" w:space="6"/>
+          <w:bottom w:val="single" w:color="000000" w:sz="12" w:space="6"/>
+          <w:right w:val="single" w:color="000000" w:sz="12" w:space="6"/>
+        </w:pBdr>
+      </w:pPr>
+      <w:r>
+        <w:rPr>
+          <w:b/>
+          <w:bCs/>
+        </w:rPr>
+        <w:t xml:space="preserve">Con las manos. </w:t>
+      </w:r>
+      <w:r>
+        <w:t xml:space="preserve">Arma esta posición en tu tablero. Recorre con el dedo los caminos de l peón blanco de d3 y pon un botón en cada casilla adonde puede ir.</w:t>
+      </w:r>
+    </w:p>
+    <w:p>
+      <w:pPr>
+        <w:keepNext/>
+        <w:keepLines/>
+      </w:pPr>
+      <w:r>
+        <w:rPr>
+          <w:b/>
+          <w:bCs/>
+        </w:rPr>
+        <w:t xml:space="preserve">¿A qué casillas puede ir el peón blanco de d3? Dilas una por una. Si no se puede mover, di «ninguna».</w:t>
       </w:r>
     </w:p>
     <w:p>
@@ -5772,7 +6481,7 @@
       <w:r>
         <w:drawing>
           <wp:inline distT="0" distB="0" distL="0" distR="0">
-            <wp:extent cx="3887986" cy="3887986"/>
+            <wp:extent cx="3239988" cy="3239988"/>
             <wp:effectExtent t="0" r="0" b="0" l="0"/>
             <wp:docPr id="1" name="Dibujo decorativo" descr="" title="">
               <a:extLst xmlns:a="http://schemas.openxmlformats.org/drawingml/2006/main">
@@ -5803,7 +6512,7 @@
                   <pic:spPr bwMode="auto">
                     <a:xfrm>
                       <a:off x="0" y="0"/>
-                      <a:ext cx="3887986" cy="3887986"/>
+                      <a:ext cx="3239988" cy="3239988"/>
                     </a:xfrm>
                     <a:prstGeom prst="rect">
                       <a:avLst/>
@@ -5842,13 +6551,35 @@
       <w:pPr>
         <w:keepNext/>
         <w:keepLines/>
-      </w:pPr>
-      <w:r>
-        <w:rPr>
-          <w:b/>
-          <w:bCs/>
-        </w:rPr>
-        <w:t xml:space="preserve">¿A qué casillas puede ir el peón blanco? Si no se puede mover, di «ninguna». La pieza de la pregunta está en d4.</w:t>
+        <w:pBdr>
+          <w:top w:val="single" w:color="000000" w:sz="12" w:space="6"/>
+          <w:left w:val="single" w:color="000000" w:sz="12" w:space="6"/>
+          <w:bottom w:val="single" w:color="000000" w:sz="12" w:space="6"/>
+          <w:right w:val="single" w:color="000000" w:sz="12" w:space="6"/>
+        </w:pBdr>
+      </w:pPr>
+      <w:r>
+        <w:rPr>
+          <w:b/>
+          <w:bCs/>
+        </w:rPr>
+        <w:t xml:space="preserve">Con las manos. </w:t>
+      </w:r>
+      <w:r>
+        <w:t xml:space="preserve">Arma esta posición en tu tablero. Recorre con el dedo los caminos de l peón blanco de d4 y pon un botón en cada casilla adonde puede ir.</w:t>
+      </w:r>
+    </w:p>
+    <w:p>
+      <w:pPr>
+        <w:keepNext/>
+        <w:keepLines/>
+      </w:pPr>
+      <w:r>
+        <w:rPr>
+          <w:b/>
+          <w:bCs/>
+        </w:rPr>
+        <w:t xml:space="preserve">¿A qué casillas puede ir el peón blanco de d4? Dilas una por una. Si no se puede mover, di «ninguna».</w:t>
       </w:r>
     </w:p>
     <w:p>
@@ -5889,7 +6620,7 @@
       <w:r>
         <w:drawing>
           <wp:inline distT="0" distB="0" distL="0" distR="0">
-            <wp:extent cx="3887986" cy="3887986"/>
+            <wp:extent cx="3239988" cy="3239988"/>
             <wp:effectExtent t="0" r="0" b="0" l="0"/>
             <wp:docPr id="1" name="Dibujo decorativo" descr="" title="">
               <a:extLst xmlns:a="http://schemas.openxmlformats.org/drawingml/2006/main">
@@ -5920,7 +6651,7 @@
                   <pic:spPr bwMode="auto">
                     <a:xfrm>
                       <a:off x="0" y="0"/>
-                      <a:ext cx="3887986" cy="3887986"/>
+                      <a:ext cx="3239988" cy="3239988"/>
                     </a:xfrm>
                     <a:prstGeom prst="rect">
                       <a:avLst/>
@@ -5959,13 +6690,35 @@
       <w:pPr>
         <w:keepNext/>
         <w:keepLines/>
-      </w:pPr>
-      <w:r>
-        <w:rPr>
-          <w:b/>
-          <w:bCs/>
-        </w:rPr>
-        <w:t xml:space="preserve">El peón llega a la estrella. ¿En qué pieza se puede convertir? La pieza de la pregunta está en e7. La estrella está en e8.</w:t>
+        <w:pBdr>
+          <w:top w:val="single" w:color="000000" w:sz="12" w:space="6"/>
+          <w:left w:val="single" w:color="000000" w:sz="12" w:space="6"/>
+          <w:bottom w:val="single" w:color="000000" w:sz="12" w:space="6"/>
+          <w:right w:val="single" w:color="000000" w:sz="12" w:space="6"/>
+        </w:pBdr>
+      </w:pPr>
+      <w:r>
+        <w:rPr>
+          <w:b/>
+          <w:bCs/>
+        </w:rPr>
+        <w:t xml:space="preserve">Con las manos. </w:t>
+      </w:r>
+      <w:r>
+        <w:t xml:space="preserve">Arma esta posición en tu tablero. Pon una ficha (un botón o una moneda) en e8: en el libro, ahí hay una estrella. Avanza el peón blanco de e7 con el dedo, casilla por casilla, hasta la ficha.</w:t>
+      </w:r>
+    </w:p>
+    <w:p>
+      <w:pPr>
+        <w:keepNext/>
+        <w:keepLines/>
+      </w:pPr>
+      <w:r>
+        <w:rPr>
+          <w:b/>
+          <w:bCs/>
+        </w:rPr>
+        <w:t xml:space="preserve">Cuando el peón llega a la ficha, ¿en qué pieza se puede convertir?</w:t>
       </w:r>
     </w:p>
     <w:p>
@@ -6243,6 +6996,28 @@
       <w:pPr>
         <w:keepNext/>
         <w:keepLines/>
+        <w:pBdr>
+          <w:top w:val="single" w:color="000000" w:sz="12" w:space="6"/>
+          <w:left w:val="single" w:color="000000" w:sz="12" w:space="6"/>
+          <w:bottom w:val="single" w:color="000000" w:sz="12" w:space="6"/>
+          <w:right w:val="single" w:color="000000" w:sz="12" w:space="6"/>
+        </w:pBdr>
+      </w:pPr>
+      <w:r>
+        <w:rPr>
+          <w:b/>
+          <w:bCs/>
+        </w:rPr>
+        <w:t xml:space="preserve">Con las manos. </w:t>
+      </w:r>
+      <w:r>
+        <w:t xml:space="preserve">Puedes contar los puntos con las piezas en la mano.</w:t>
+      </w:r>
+    </w:p>
+    <w:p>
+      <w:pPr>
+        <w:keepNext/>
+        <w:keepLines/>
       </w:pPr>
       <w:r>
         <w:rPr>
@@ -6285,6 +7060,28 @@
       <w:pPr>
         <w:keepNext/>
         <w:keepLines/>
+        <w:pBdr>
+          <w:top w:val="single" w:color="000000" w:sz="12" w:space="6"/>
+          <w:left w:val="single" w:color="000000" w:sz="12" w:space="6"/>
+          <w:bottom w:val="single" w:color="000000" w:sz="12" w:space="6"/>
+          <w:right w:val="single" w:color="000000" w:sz="12" w:space="6"/>
+        </w:pBdr>
+      </w:pPr>
+      <w:r>
+        <w:rPr>
+          <w:b/>
+          <w:bCs/>
+        </w:rPr>
+        <w:t xml:space="preserve">Con las manos. </w:t>
+      </w:r>
+      <w:r>
+        <w:t xml:space="preserve">Toma en una mano la pieza que das y en la otra la que recibes.</w:t>
+      </w:r>
+    </w:p>
+    <w:p>
+      <w:pPr>
+        <w:keepNext/>
+        <w:keepLines/>
       </w:pPr>
       <w:r>
         <w:rPr>
@@ -6327,6 +7124,28 @@
       <w:pPr>
         <w:keepNext/>
         <w:keepLines/>
+        <w:pBdr>
+          <w:top w:val="single" w:color="000000" w:sz="12" w:space="6"/>
+          <w:left w:val="single" w:color="000000" w:sz="12" w:space="6"/>
+          <w:bottom w:val="single" w:color="000000" w:sz="12" w:space="6"/>
+          <w:right w:val="single" w:color="000000" w:sz="12" w:space="6"/>
+        </w:pBdr>
+      </w:pPr>
+      <w:r>
+        <w:rPr>
+          <w:b/>
+          <w:bCs/>
+        </w:rPr>
+        <w:t xml:space="preserve">Con las manos. </w:t>
+      </w:r>
+      <w:r>
+        <w:t xml:space="preserve">Toma en una mano la pieza que das y en la otra la que recibes.</w:t>
+      </w:r>
+    </w:p>
+    <w:p>
+      <w:pPr>
+        <w:keepNext/>
+        <w:keepLines/>
       </w:pPr>
       <w:r>
         <w:rPr>
@@ -6363,6 +7182,28 @@
       </w:pPr>
       <w:r>
         <w:t xml:space="preserve">Ejercicio 4</w:t>
+      </w:r>
+    </w:p>
+    <w:p>
+      <w:pPr>
+        <w:keepNext/>
+        <w:keepLines/>
+        <w:pBdr>
+          <w:top w:val="single" w:color="000000" w:sz="12" w:space="6"/>
+          <w:left w:val="single" w:color="000000" w:sz="12" w:space="6"/>
+          <w:bottom w:val="single" w:color="000000" w:sz="12" w:space="6"/>
+          <w:right w:val="single" w:color="000000" w:sz="12" w:space="6"/>
+        </w:pBdr>
+      </w:pPr>
+      <w:r>
+        <w:rPr>
+          <w:b/>
+          <w:bCs/>
+        </w:rPr>
+        <w:t xml:space="preserve">Con las manos. </w:t>
+      </w:r>
+      <w:r>
+        <w:t xml:space="preserve">Saca de la caja las piezas de un bando, sin el rey, y cuéntalas con las manos.</w:t>
       </w:r>
     </w:p>
     <w:p>
@@ -6658,7 +7499,7 @@
       <w:r>
         <w:drawing>
           <wp:inline distT="0" distB="0" distL="0" distR="0">
-            <wp:extent cx="3887986" cy="3887986"/>
+            <wp:extent cx="3239988" cy="3239988"/>
             <wp:effectExtent t="0" r="0" b="0" l="0"/>
             <wp:docPr id="1" name="Dibujo decorativo" descr="" title="">
               <a:extLst xmlns:a="http://schemas.openxmlformats.org/drawingml/2006/main">
@@ -6689,7 +7530,7 @@
                   <pic:spPr bwMode="auto">
                     <a:xfrm>
                       <a:off x="0" y="0"/>
-                      <a:ext cx="3887986" cy="3887986"/>
+                      <a:ext cx="3239988" cy="3239988"/>
                     </a:xfrm>
                     <a:prstGeom prst="rect">
                       <a:avLst/>
@@ -6728,6 +7569,28 @@
       <w:pPr>
         <w:keepNext/>
         <w:keepLines/>
+        <w:pBdr>
+          <w:top w:val="single" w:color="000000" w:sz="12" w:space="6"/>
+          <w:left w:val="single" w:color="000000" w:sz="12" w:space="6"/>
+          <w:bottom w:val="single" w:color="000000" w:sz="12" w:space="6"/>
+          <w:right w:val="single" w:color="000000" w:sz="12" w:space="6"/>
+        </w:pBdr>
+      </w:pPr>
+      <w:r>
+        <w:rPr>
+          <w:b/>
+          <w:bCs/>
+        </w:rPr>
+        <w:t xml:space="preserve">Con las manos. </w:t>
+      </w:r>
+      <w:r>
+        <w:t xml:space="preserve">Arma esta posición en tu tablero. Sigue con el dedo los caminos de cada pieza negra, una por una, y fíjate si alguna llega al rey blanco.</w:t>
+      </w:r>
+    </w:p>
+    <w:p>
+      <w:pPr>
+        <w:keepNext/>
+        <w:keepLines/>
       </w:pPr>
       <w:r>
         <w:rPr>
@@ -6775,7 +7638,7 @@
       <w:r>
         <w:drawing>
           <wp:inline distT="0" distB="0" distL="0" distR="0">
-            <wp:extent cx="3887986" cy="3887986"/>
+            <wp:extent cx="3239988" cy="3239988"/>
             <wp:effectExtent t="0" r="0" b="0" l="0"/>
             <wp:docPr id="1" name="Dibujo decorativo" descr="" title="">
               <a:extLst xmlns:a="http://schemas.openxmlformats.org/drawingml/2006/main">
@@ -6806,7 +7669,7 @@
                   <pic:spPr bwMode="auto">
                     <a:xfrm>
                       <a:off x="0" y="0"/>
-                      <a:ext cx="3887986" cy="3887986"/>
+                      <a:ext cx="3239988" cy="3239988"/>
                     </a:xfrm>
                     <a:prstGeom prst="rect">
                       <a:avLst/>
@@ -6845,6 +7708,28 @@
       <w:pPr>
         <w:keepNext/>
         <w:keepLines/>
+        <w:pBdr>
+          <w:top w:val="single" w:color="000000" w:sz="12" w:space="6"/>
+          <w:left w:val="single" w:color="000000" w:sz="12" w:space="6"/>
+          <w:bottom w:val="single" w:color="000000" w:sz="12" w:space="6"/>
+          <w:right w:val="single" w:color="000000" w:sz="12" w:space="6"/>
+        </w:pBdr>
+      </w:pPr>
+      <w:r>
+        <w:rPr>
+          <w:b/>
+          <w:bCs/>
+        </w:rPr>
+        <w:t xml:space="preserve">Con las manos. </w:t>
+      </w:r>
+      <w:r>
+        <w:t xml:space="preserve">Arma esta posición en tu tablero. Sigue con el dedo los caminos de cada pieza negra, una por una, y fíjate si alguna llega al rey blanco.</w:t>
+      </w:r>
+    </w:p>
+    <w:p>
+      <w:pPr>
+        <w:keepNext/>
+        <w:keepLines/>
       </w:pPr>
       <w:r>
         <w:rPr>
@@ -6892,7 +7777,7 @@
       <w:r>
         <w:drawing>
           <wp:inline distT="0" distB="0" distL="0" distR="0">
-            <wp:extent cx="3887986" cy="3887986"/>
+            <wp:extent cx="3239988" cy="3239988"/>
             <wp:effectExtent t="0" r="0" b="0" l="0"/>
             <wp:docPr id="1" name="Dibujo decorativo" descr="" title="">
               <a:extLst xmlns:a="http://schemas.openxmlformats.org/drawingml/2006/main">
@@ -6923,7 +7808,7 @@
                   <pic:spPr bwMode="auto">
                     <a:xfrm>
                       <a:off x="0" y="0"/>
-                      <a:ext cx="3887986" cy="3887986"/>
+                      <a:ext cx="3239988" cy="3239988"/>
                     </a:xfrm>
                     <a:prstGeom prst="rect">
                       <a:avLst/>
@@ -6962,6 +7847,28 @@
       <w:pPr>
         <w:keepNext/>
         <w:keepLines/>
+        <w:pBdr>
+          <w:top w:val="single" w:color="000000" w:sz="12" w:space="6"/>
+          <w:left w:val="single" w:color="000000" w:sz="12" w:space="6"/>
+          <w:bottom w:val="single" w:color="000000" w:sz="12" w:space="6"/>
+          <w:right w:val="single" w:color="000000" w:sz="12" w:space="6"/>
+        </w:pBdr>
+      </w:pPr>
+      <w:r>
+        <w:rPr>
+          <w:b/>
+          <w:bCs/>
+        </w:rPr>
+        <w:t xml:space="preserve">Con las manos. </w:t>
+      </w:r>
+      <w:r>
+        <w:t xml:space="preserve">Arma esta posición en tu tablero. Sigue con el dedo los caminos de cada pieza negra, una por una, y fíjate si alguna llega al rey blanco.</w:t>
+      </w:r>
+    </w:p>
+    <w:p>
+      <w:pPr>
+        <w:keepNext/>
+        <w:keepLines/>
       </w:pPr>
       <w:r>
         <w:rPr>
@@ -7009,7 +7916,7 @@
       <w:r>
         <w:drawing>
           <wp:inline distT="0" distB="0" distL="0" distR="0">
-            <wp:extent cx="3887986" cy="3887986"/>
+            <wp:extent cx="3239988" cy="3239988"/>
             <wp:effectExtent t="0" r="0" b="0" l="0"/>
             <wp:docPr id="1" name="Dibujo decorativo" descr="" title="">
               <a:extLst xmlns:a="http://schemas.openxmlformats.org/drawingml/2006/main">
@@ -7040,7 +7947,7 @@
                   <pic:spPr bwMode="auto">
                     <a:xfrm>
                       <a:off x="0" y="0"/>
-                      <a:ext cx="3887986" cy="3887986"/>
+                      <a:ext cx="3239988" cy="3239988"/>
                     </a:xfrm>
                     <a:prstGeom prst="rect">
                       <a:avLst/>
@@ -7079,6 +7986,28 @@
       <w:pPr>
         <w:keepNext/>
         <w:keepLines/>
+        <w:pBdr>
+          <w:top w:val="single" w:color="000000" w:sz="12" w:space="6"/>
+          <w:left w:val="single" w:color="000000" w:sz="12" w:space="6"/>
+          <w:bottom w:val="single" w:color="000000" w:sz="12" w:space="6"/>
+          <w:right w:val="single" w:color="000000" w:sz="12" w:space="6"/>
+        </w:pBdr>
+      </w:pPr>
+      <w:r>
+        <w:rPr>
+          <w:b/>
+          <w:bCs/>
+        </w:rPr>
+        <w:t xml:space="preserve">Con las manos. </w:t>
+      </w:r>
+      <w:r>
+        <w:t xml:space="preserve">Arma esta posición en tu tablero. Sigue con el dedo los caminos de cada pieza negra, una por una, y fíjate si alguna llega al rey blanco.</w:t>
+      </w:r>
+    </w:p>
+    <w:p>
+      <w:pPr>
+        <w:keepNext/>
+        <w:keepLines/>
       </w:pPr>
       <w:r>
         <w:rPr>
@@ -7126,7 +8055,7 @@
       <w:r>
         <w:drawing>
           <wp:inline distT="0" distB="0" distL="0" distR="0">
-            <wp:extent cx="3887986" cy="3887986"/>
+            <wp:extent cx="3239988" cy="3239988"/>
             <wp:effectExtent t="0" r="0" b="0" l="0"/>
             <wp:docPr id="1" name="Dibujo decorativo" descr="" title="">
               <a:extLst xmlns:a="http://schemas.openxmlformats.org/drawingml/2006/main">
@@ -7157,7 +8086,7 @@
                   <pic:spPr bwMode="auto">
                     <a:xfrm>
                       <a:off x="0" y="0"/>
-                      <a:ext cx="3887986" cy="3887986"/>
+                      <a:ext cx="3239988" cy="3239988"/>
                     </a:xfrm>
                     <a:prstGeom prst="rect">
                       <a:avLst/>
@@ -7196,13 +8125,35 @@
       <w:pPr>
         <w:keepNext/>
         <w:keepLines/>
-      </w:pPr>
-      <w:r>
-        <w:rPr>
-          <w:b/>
-          <w:bCs/>
-        </w:rPr>
-        <w:t xml:space="preserve">El rey blanco está en jaque. ¿Cómo se salva? ¿Huir, tapar o comer?</w:t>
+        <w:pBdr>
+          <w:top w:val="single" w:color="000000" w:sz="12" w:space="6"/>
+          <w:left w:val="single" w:color="000000" w:sz="12" w:space="6"/>
+          <w:bottom w:val="single" w:color="000000" w:sz="12" w:space="6"/>
+          <w:right w:val="single" w:color="000000" w:sz="12" w:space="6"/>
+        </w:pBdr>
+      </w:pPr>
+      <w:r>
+        <w:rPr>
+          <w:b/>
+          <w:bCs/>
+        </w:rPr>
+        <w:t xml:space="preserve">Con las manos. </w:t>
+      </w:r>
+      <w:r>
+        <w:t xml:space="preserve">Arma esta posición en tu tablero. Prueba con tus piezas las tres formas de salvar al rey: moverlo, poner una pieza en el medio o comerse a la pieza que da jaque.</w:t>
+      </w:r>
+    </w:p>
+    <w:p>
+      <w:pPr>
+        <w:keepNext/>
+        <w:keepLines/>
+      </w:pPr>
+      <w:r>
+        <w:rPr>
+          <w:b/>
+          <w:bCs/>
+        </w:rPr>
+        <w:t xml:space="preserve">El rey blanco está en jaque. ¿Cómo se salva: huyendo, tapando o comiendo?</w:t>
       </w:r>
     </w:p>
     <w:p>
@@ -7243,7 +8194,7 @@
       <w:r>
         <w:drawing>
           <wp:inline distT="0" distB="0" distL="0" distR="0">
-            <wp:extent cx="3887986" cy="3887986"/>
+            <wp:extent cx="3239988" cy="3239988"/>
             <wp:effectExtent t="0" r="0" b="0" l="0"/>
             <wp:docPr id="1" name="Dibujo decorativo" descr="" title="">
               <a:extLst xmlns:a="http://schemas.openxmlformats.org/drawingml/2006/main">
@@ -7274,7 +8225,7 @@
                   <pic:spPr bwMode="auto">
                     <a:xfrm>
                       <a:off x="0" y="0"/>
-                      <a:ext cx="3887986" cy="3887986"/>
+                      <a:ext cx="3239988" cy="3239988"/>
                     </a:xfrm>
                     <a:prstGeom prst="rect">
                       <a:avLst/>
@@ -7313,13 +8264,35 @@
       <w:pPr>
         <w:keepNext/>
         <w:keepLines/>
-      </w:pPr>
-      <w:r>
-        <w:rPr>
-          <w:b/>
-          <w:bCs/>
-        </w:rPr>
-        <w:t xml:space="preserve">El rey blanco está en jaque. ¿Cómo se salva? ¿Huir, tapar o comer?</w:t>
+        <w:pBdr>
+          <w:top w:val="single" w:color="000000" w:sz="12" w:space="6"/>
+          <w:left w:val="single" w:color="000000" w:sz="12" w:space="6"/>
+          <w:bottom w:val="single" w:color="000000" w:sz="12" w:space="6"/>
+          <w:right w:val="single" w:color="000000" w:sz="12" w:space="6"/>
+        </w:pBdr>
+      </w:pPr>
+      <w:r>
+        <w:rPr>
+          <w:b/>
+          <w:bCs/>
+        </w:rPr>
+        <w:t xml:space="preserve">Con las manos. </w:t>
+      </w:r>
+      <w:r>
+        <w:t xml:space="preserve">Arma esta posición en tu tablero. Prueba con tus piezas las tres formas de salvar al rey: moverlo, poner una pieza en el medio o comerse a la pieza que da jaque.</w:t>
+      </w:r>
+    </w:p>
+    <w:p>
+      <w:pPr>
+        <w:keepNext/>
+        <w:keepLines/>
+      </w:pPr>
+      <w:r>
+        <w:rPr>
+          <w:b/>
+          <w:bCs/>
+        </w:rPr>
+        <w:t xml:space="preserve">El rey blanco está en jaque. ¿Cómo se salva: huyendo, tapando o comiendo?</w:t>
       </w:r>
     </w:p>
     <w:p>
@@ -7360,7 +8333,7 @@
       <w:r>
         <w:drawing>
           <wp:inline distT="0" distB="0" distL="0" distR="0">
-            <wp:extent cx="3887986" cy="3887986"/>
+            <wp:extent cx="3239988" cy="3239988"/>
             <wp:effectExtent t="0" r="0" b="0" l="0"/>
             <wp:docPr id="1" name="Dibujo decorativo" descr="" title="">
               <a:extLst xmlns:a="http://schemas.openxmlformats.org/drawingml/2006/main">
@@ -7391,7 +8364,7 @@
                   <pic:spPr bwMode="auto">
                     <a:xfrm>
                       <a:off x="0" y="0"/>
-                      <a:ext cx="3887986" cy="3887986"/>
+                      <a:ext cx="3239988" cy="3239988"/>
                     </a:xfrm>
                     <a:prstGeom prst="rect">
                       <a:avLst/>
@@ -7430,13 +8403,35 @@
       <w:pPr>
         <w:keepNext/>
         <w:keepLines/>
-      </w:pPr>
-      <w:r>
-        <w:rPr>
-          <w:b/>
-          <w:bCs/>
-        </w:rPr>
-        <w:t xml:space="preserve">El rey blanco está en jaque. ¿Cómo se salva? ¿Huir, tapar o comer?</w:t>
+        <w:pBdr>
+          <w:top w:val="single" w:color="000000" w:sz="12" w:space="6"/>
+          <w:left w:val="single" w:color="000000" w:sz="12" w:space="6"/>
+          <w:bottom w:val="single" w:color="000000" w:sz="12" w:space="6"/>
+          <w:right w:val="single" w:color="000000" w:sz="12" w:space="6"/>
+        </w:pBdr>
+      </w:pPr>
+      <w:r>
+        <w:rPr>
+          <w:b/>
+          <w:bCs/>
+        </w:rPr>
+        <w:t xml:space="preserve">Con las manos. </w:t>
+      </w:r>
+      <w:r>
+        <w:t xml:space="preserve">Arma esta posición en tu tablero. Prueba con tus piezas las tres formas de salvar al rey: moverlo, poner una pieza en el medio o comerse a la pieza que da jaque.</w:t>
+      </w:r>
+    </w:p>
+    <w:p>
+      <w:pPr>
+        <w:keepNext/>
+        <w:keepLines/>
+      </w:pPr>
+      <w:r>
+        <w:rPr>
+          <w:b/>
+          <w:bCs/>
+        </w:rPr>
+        <w:t xml:space="preserve">El rey blanco está en jaque. ¿Cómo se salva: huyendo, tapando o comiendo?</w:t>
       </w:r>
     </w:p>
     <w:p>
@@ -7646,7 +8641,7 @@
       <w:r>
         <w:drawing>
           <wp:inline distT="0" distB="0" distL="0" distR="0">
-            <wp:extent cx="5399931" cy="5399931"/>
+            <wp:extent cx="4319885" cy="4319885"/>
             <wp:effectExtent t="0" r="0" b="0" l="0"/>
             <wp:docPr id="1" name="Dibujo decorativo" descr="" title="">
               <a:extLst xmlns:a="http://schemas.openxmlformats.org/drawingml/2006/main">
@@ -7677,7 +8672,7 @@
                   <pic:spPr bwMode="auto">
                     <a:xfrm>
                       <a:off x="0" y="0"/>
-                      <a:ext cx="5399931" cy="5399931"/>
+                      <a:ext cx="4319885" cy="4319885"/>
                     </a:xfrm>
                     <a:prstGeom prst="rect">
                       <a:avLst/>
@@ -7705,6 +8700,7 @@
     </w:p>
     <w:p>
       <w:pPr>
+        <w:keepNext/>
         <w:keepLines/>
         <w:pBdr>
           <w:top w:val="single" w:color="000000" w:sz="12" w:space="6"/>
@@ -7726,6 +8722,27 @@
     </w:p>
     <w:p>
       <w:pPr>
+        <w:keepLines/>
+        <w:pBdr>
+          <w:top w:val="single" w:color="000000" w:sz="12" w:space="6"/>
+          <w:left w:val="single" w:color="000000" w:sz="12" w:space="6"/>
+          <w:bottom w:val="single" w:color="000000" w:sz="12" w:space="6"/>
+          <w:right w:val="single" w:color="000000" w:sz="12" w:space="6"/>
+        </w:pBdr>
+      </w:pPr>
+      <w:r>
+        <w:rPr>
+          <w:b/>
+          <w:bCs/>
+        </w:rPr>
+        <w:t xml:space="preserve">Con las manos. </w:t>
+      </w:r>
+      <w:r>
+        <w:t xml:space="preserve">Arma esta posición en tu tablero.</w:t>
+      </w:r>
+    </w:p>
+    <w:p>
+      <w:pPr>
         <w:pStyle w:val="Heading3"/>
         <w:keepNext/>
         <w:keepLines/>
@@ -7805,7 +8822,7 @@
       <w:r>
         <w:drawing>
           <wp:inline distT="0" distB="0" distL="0" distR="0">
-            <wp:extent cx="3887986" cy="3887986"/>
+            <wp:extent cx="3239988" cy="3239988"/>
             <wp:effectExtent t="0" r="0" b="0" l="0"/>
             <wp:docPr id="1" name="Dibujo decorativo" descr="" title="">
               <a:extLst xmlns:a="http://schemas.openxmlformats.org/drawingml/2006/main">
@@ -7836,7 +8853,7 @@
                   <pic:spPr bwMode="auto">
                     <a:xfrm>
                       <a:off x="0" y="0"/>
-                      <a:ext cx="3887986" cy="3887986"/>
+                      <a:ext cx="3239988" cy="3239988"/>
                     </a:xfrm>
                     <a:prstGeom prst="rect">
                       <a:avLst/>
@@ -7875,6 +8892,28 @@
       <w:pPr>
         <w:keepNext/>
         <w:keepLines/>
+        <w:pBdr>
+          <w:top w:val="single" w:color="000000" w:sz="12" w:space="6"/>
+          <w:left w:val="single" w:color="000000" w:sz="12" w:space="6"/>
+          <w:bottom w:val="single" w:color="000000" w:sz="12" w:space="6"/>
+          <w:right w:val="single" w:color="000000" w:sz="12" w:space="6"/>
+        </w:pBdr>
+      </w:pPr>
+      <w:r>
+        <w:rPr>
+          <w:b/>
+          <w:bCs/>
+        </w:rPr>
+        <w:t xml:space="preserve">Con las manos. </w:t>
+      </w:r>
+      <w:r>
+        <w:t xml:space="preserve">Arma esta posición en tu tablero. Prueba con tus piezas las jugadas de las blancas. Después de cada una, toca las casillas de alrededor del rey negro: ¿puede escapar a alguna?</w:t>
+      </w:r>
+    </w:p>
+    <w:p>
+      <w:pPr>
+        <w:keepNext/>
+        <w:keepLines/>
       </w:pPr>
       <w:r>
         <w:rPr>
@@ -7922,7 +8961,7 @@
       <w:r>
         <w:drawing>
           <wp:inline distT="0" distB="0" distL="0" distR="0">
-            <wp:extent cx="3887986" cy="3887986"/>
+            <wp:extent cx="3239988" cy="3239988"/>
             <wp:effectExtent t="0" r="0" b="0" l="0"/>
             <wp:docPr id="1" name="Dibujo decorativo" descr="" title="">
               <a:extLst xmlns:a="http://schemas.openxmlformats.org/drawingml/2006/main">
@@ -7953,7 +8992,7 @@
                   <pic:spPr bwMode="auto">
                     <a:xfrm>
                       <a:off x="0" y="0"/>
-                      <a:ext cx="3887986" cy="3887986"/>
+                      <a:ext cx="3239988" cy="3239988"/>
                     </a:xfrm>
                     <a:prstGeom prst="rect">
                       <a:avLst/>
@@ -7992,6 +9031,28 @@
       <w:pPr>
         <w:keepNext/>
         <w:keepLines/>
+        <w:pBdr>
+          <w:top w:val="single" w:color="000000" w:sz="12" w:space="6"/>
+          <w:left w:val="single" w:color="000000" w:sz="12" w:space="6"/>
+          <w:bottom w:val="single" w:color="000000" w:sz="12" w:space="6"/>
+          <w:right w:val="single" w:color="000000" w:sz="12" w:space="6"/>
+        </w:pBdr>
+      </w:pPr>
+      <w:r>
+        <w:rPr>
+          <w:b/>
+          <w:bCs/>
+        </w:rPr>
+        <w:t xml:space="preserve">Con las manos. </w:t>
+      </w:r>
+      <w:r>
+        <w:t xml:space="preserve">Arma esta posición en tu tablero. Prueba con tus piezas las jugadas de las blancas. Después de cada una, toca las casillas de alrededor del rey negro: ¿puede escapar a alguna?</w:t>
+      </w:r>
+    </w:p>
+    <w:p>
+      <w:pPr>
+        <w:keepNext/>
+        <w:keepLines/>
       </w:pPr>
       <w:r>
         <w:rPr>
@@ -8039,7 +9100,7 @@
       <w:r>
         <w:drawing>
           <wp:inline distT="0" distB="0" distL="0" distR="0">
-            <wp:extent cx="3887986" cy="3887986"/>
+            <wp:extent cx="3239988" cy="3239988"/>
             <wp:effectExtent t="0" r="0" b="0" l="0"/>
             <wp:docPr id="1" name="Dibujo decorativo" descr="" title="">
               <a:extLst xmlns:a="http://schemas.openxmlformats.org/drawingml/2006/main">
@@ -8070,7 +9131,7 @@
                   <pic:spPr bwMode="auto">
                     <a:xfrm>
                       <a:off x="0" y="0"/>
-                      <a:ext cx="3887986" cy="3887986"/>
+                      <a:ext cx="3239988" cy="3239988"/>
                     </a:xfrm>
                     <a:prstGeom prst="rect">
                       <a:avLst/>
@@ -8109,6 +9170,28 @@
       <w:pPr>
         <w:keepNext/>
         <w:keepLines/>
+        <w:pBdr>
+          <w:top w:val="single" w:color="000000" w:sz="12" w:space="6"/>
+          <w:left w:val="single" w:color="000000" w:sz="12" w:space="6"/>
+          <w:bottom w:val="single" w:color="000000" w:sz="12" w:space="6"/>
+          <w:right w:val="single" w:color="000000" w:sz="12" w:space="6"/>
+        </w:pBdr>
+      </w:pPr>
+      <w:r>
+        <w:rPr>
+          <w:b/>
+          <w:bCs/>
+        </w:rPr>
+        <w:t xml:space="preserve">Con las manos. </w:t>
+      </w:r>
+      <w:r>
+        <w:t xml:space="preserve">Arma esta posición en tu tablero. Prueba con tus piezas las jugadas de las blancas. Después de cada una, toca las casillas de alrededor del rey negro: ¿puede escapar a alguna?</w:t>
+      </w:r>
+    </w:p>
+    <w:p>
+      <w:pPr>
+        <w:keepNext/>
+        <w:keepLines/>
       </w:pPr>
       <w:r>
         <w:rPr>
@@ -8156,7 +9239,7 @@
       <w:r>
         <w:drawing>
           <wp:inline distT="0" distB="0" distL="0" distR="0">
-            <wp:extent cx="3887986" cy="3887986"/>
+            <wp:extent cx="3239988" cy="3239988"/>
             <wp:effectExtent t="0" r="0" b="0" l="0"/>
             <wp:docPr id="1" name="Dibujo decorativo" descr="" title="">
               <a:extLst xmlns:a="http://schemas.openxmlformats.org/drawingml/2006/main">
@@ -8187,7 +9270,7 @@
                   <pic:spPr bwMode="auto">
                     <a:xfrm>
                       <a:off x="0" y="0"/>
-                      <a:ext cx="3887986" cy="3887986"/>
+                      <a:ext cx="3239988" cy="3239988"/>
                     </a:xfrm>
                     <a:prstGeom prst="rect">
                       <a:avLst/>
@@ -8220,6 +9303,28 @@
       </w:r>
       <w:r>
         <w:t xml:space="preserve">Piezas blancas: rey en a6; torre en h1. Piezas negras: rey en a8.</w:t>
+      </w:r>
+    </w:p>
+    <w:p>
+      <w:pPr>
+        <w:keepNext/>
+        <w:keepLines/>
+        <w:pBdr>
+          <w:top w:val="single" w:color="000000" w:sz="12" w:space="6"/>
+          <w:left w:val="single" w:color="000000" w:sz="12" w:space="6"/>
+          <w:bottom w:val="single" w:color="000000" w:sz="12" w:space="6"/>
+          <w:right w:val="single" w:color="000000" w:sz="12" w:space="6"/>
+        </w:pBdr>
+      </w:pPr>
+      <w:r>
+        <w:rPr>
+          <w:b/>
+          <w:bCs/>
+        </w:rPr>
+        <w:t xml:space="preserve">Con las manos. </w:t>
+      </w:r>
+      <w:r>
+        <w:t xml:space="preserve">Arma esta posición en tu tablero. Prueba con tus piezas las jugadas de las blancas. Después de cada una, toca las casillas de alrededor del rey negro: ¿puede escapar a alguna?</w:t>
       </w:r>
     </w:p>
     <w:p>
@@ -8430,7 +9535,7 @@
       <w:r>
         <w:drawing>
           <wp:inline distT="0" distB="0" distL="0" distR="0">
-            <wp:extent cx="5399931" cy="5399931"/>
+            <wp:extent cx="4319885" cy="4319885"/>
             <wp:effectExtent t="0" r="0" b="0" l="0"/>
             <wp:docPr id="1" name="Dibujo decorativo" descr="" title="">
               <a:extLst xmlns:a="http://schemas.openxmlformats.org/drawingml/2006/main">
@@ -8461,7 +9566,7 @@
                   <pic:spPr bwMode="auto">
                     <a:xfrm>
                       <a:off x="0" y="0"/>
-                      <a:ext cx="5399931" cy="5399931"/>
+                      <a:ext cx="4319885" cy="4319885"/>
                     </a:xfrm>
                     <a:prstGeom prst="rect">
                       <a:avLst/>
@@ -8489,6 +9594,7 @@
     </w:p>
     <w:p>
       <w:pPr>
+        <w:keepNext/>
         <w:keepLines/>
         <w:pBdr>
           <w:top w:val="single" w:color="000000" w:sz="12" w:space="6"/>
@@ -8510,6 +9616,27 @@
     </w:p>
     <w:p>
       <w:pPr>
+        <w:keepLines/>
+        <w:pBdr>
+          <w:top w:val="single" w:color="000000" w:sz="12" w:space="6"/>
+          <w:left w:val="single" w:color="000000" w:sz="12" w:space="6"/>
+          <w:bottom w:val="single" w:color="000000" w:sz="12" w:space="6"/>
+          <w:right w:val="single" w:color="000000" w:sz="12" w:space="6"/>
+        </w:pBdr>
+      </w:pPr>
+      <w:r>
+        <w:rPr>
+          <w:b/>
+          <w:bCs/>
+        </w:rPr>
+        <w:t xml:space="preserve">Con las manos. </w:t>
+      </w:r>
+      <w:r>
+        <w:t xml:space="preserve">Arma esta posición en tu tablero.</w:t>
+      </w:r>
+    </w:p>
+    <w:p>
+      <w:pPr>
         <w:pStyle w:val="Heading3"/>
         <w:keepNext/>
         <w:keepLines/>
@@ -8589,7 +9716,7 @@
       <w:r>
         <w:drawing>
           <wp:inline distT="0" distB="0" distL="0" distR="0">
-            <wp:extent cx="3887986" cy="3887986"/>
+            <wp:extent cx="3239988" cy="3239988"/>
             <wp:effectExtent t="0" r="0" b="0" l="0"/>
             <wp:docPr id="1" name="Dibujo decorativo" descr="" title="">
               <a:extLst xmlns:a="http://schemas.openxmlformats.org/drawingml/2006/main">
@@ -8620,7 +9747,7 @@
                   <pic:spPr bwMode="auto">
                     <a:xfrm>
                       <a:off x="0" y="0"/>
-                      <a:ext cx="3887986" cy="3887986"/>
+                      <a:ext cx="3239988" cy="3239988"/>
                     </a:xfrm>
                     <a:prstGeom prst="rect">
                       <a:avLst/>
@@ -8659,13 +9786,35 @@
       <w:pPr>
         <w:keepNext/>
         <w:keepLines/>
-      </w:pPr>
-      <w:r>
-        <w:rPr>
-          <w:b/>
-          <w:bCs/>
-        </w:rPr>
-        <w:t xml:space="preserve">Le toca mover al rey negro. ¿Qué pasó? ¿Jaque mate, ahogado o ninguno?</w:t>
+        <w:pBdr>
+          <w:top w:val="single" w:color="000000" w:sz="12" w:space="6"/>
+          <w:left w:val="single" w:color="000000" w:sz="12" w:space="6"/>
+          <w:bottom w:val="single" w:color="000000" w:sz="12" w:space="6"/>
+          <w:right w:val="single" w:color="000000" w:sz="12" w:space="6"/>
+        </w:pBdr>
+      </w:pPr>
+      <w:r>
+        <w:rPr>
+          <w:b/>
+          <w:bCs/>
+        </w:rPr>
+        <w:t xml:space="preserve">Con las manos. </w:t>
+      </w:r>
+      <w:r>
+        <w:t xml:space="preserve">Arma esta posición en tu tablero. Toca, una por una, las casillas de alrededor del rey negro. Para cada una, busca si alguna pieza blanca llega hasta ahí.</w:t>
+      </w:r>
+    </w:p>
+    <w:p>
+      <w:pPr>
+        <w:keepNext/>
+        <w:keepLines/>
+      </w:pPr>
+      <w:r>
+        <w:rPr>
+          <w:b/>
+          <w:bCs/>
+        </w:rPr>
+        <w:t xml:space="preserve">Le toca mover al rey negro. ¿Qué pasó: jaque mate, ahogado o ninguno?</w:t>
       </w:r>
     </w:p>
     <w:p>
@@ -8706,7 +9855,7 @@
       <w:r>
         <w:drawing>
           <wp:inline distT="0" distB="0" distL="0" distR="0">
-            <wp:extent cx="3887986" cy="3887986"/>
+            <wp:extent cx="3239988" cy="3239988"/>
             <wp:effectExtent t="0" r="0" b="0" l="0"/>
             <wp:docPr id="1" name="Dibujo decorativo" descr="" title="">
               <a:extLst xmlns:a="http://schemas.openxmlformats.org/drawingml/2006/main">
@@ -8737,7 +9886,7 @@
                   <pic:spPr bwMode="auto">
                     <a:xfrm>
                       <a:off x="0" y="0"/>
-                      <a:ext cx="3887986" cy="3887986"/>
+                      <a:ext cx="3239988" cy="3239988"/>
                     </a:xfrm>
                     <a:prstGeom prst="rect">
                       <a:avLst/>
@@ -8776,13 +9925,35 @@
       <w:pPr>
         <w:keepNext/>
         <w:keepLines/>
-      </w:pPr>
-      <w:r>
-        <w:rPr>
-          <w:b/>
-          <w:bCs/>
-        </w:rPr>
-        <w:t xml:space="preserve">Le toca mover al rey negro. ¿Qué pasó? ¿Jaque mate, ahogado o ninguno?</w:t>
+        <w:pBdr>
+          <w:top w:val="single" w:color="000000" w:sz="12" w:space="6"/>
+          <w:left w:val="single" w:color="000000" w:sz="12" w:space="6"/>
+          <w:bottom w:val="single" w:color="000000" w:sz="12" w:space="6"/>
+          <w:right w:val="single" w:color="000000" w:sz="12" w:space="6"/>
+        </w:pBdr>
+      </w:pPr>
+      <w:r>
+        <w:rPr>
+          <w:b/>
+          <w:bCs/>
+        </w:rPr>
+        <w:t xml:space="preserve">Con las manos. </w:t>
+      </w:r>
+      <w:r>
+        <w:t xml:space="preserve">Arma esta posición en tu tablero. Toca, una por una, las casillas de alrededor del rey negro. Para cada una, busca si alguna pieza blanca llega hasta ahí.</w:t>
+      </w:r>
+    </w:p>
+    <w:p>
+      <w:pPr>
+        <w:keepNext/>
+        <w:keepLines/>
+      </w:pPr>
+      <w:r>
+        <w:rPr>
+          <w:b/>
+          <w:bCs/>
+        </w:rPr>
+        <w:t xml:space="preserve">Le toca mover al rey negro. ¿Qué pasó: jaque mate, ahogado o ninguno?</w:t>
       </w:r>
     </w:p>
     <w:p>
@@ -8823,7 +9994,7 @@
       <w:r>
         <w:drawing>
           <wp:inline distT="0" distB="0" distL="0" distR="0">
-            <wp:extent cx="3887986" cy="3887986"/>
+            <wp:extent cx="3239988" cy="3239988"/>
             <wp:effectExtent t="0" r="0" b="0" l="0"/>
             <wp:docPr id="1" name="Dibujo decorativo" descr="" title="">
               <a:extLst xmlns:a="http://schemas.openxmlformats.org/drawingml/2006/main">
@@ -8854,7 +10025,7 @@
                   <pic:spPr bwMode="auto">
                     <a:xfrm>
                       <a:off x="0" y="0"/>
-                      <a:ext cx="3887986" cy="3887986"/>
+                      <a:ext cx="3239988" cy="3239988"/>
                     </a:xfrm>
                     <a:prstGeom prst="rect">
                       <a:avLst/>
@@ -8893,13 +10064,35 @@
       <w:pPr>
         <w:keepNext/>
         <w:keepLines/>
-      </w:pPr>
-      <w:r>
-        <w:rPr>
-          <w:b/>
-          <w:bCs/>
-        </w:rPr>
-        <w:t xml:space="preserve">Le toca mover al rey negro. ¿Qué pasó? ¿Jaque mate, ahogado o ninguno?</w:t>
+        <w:pBdr>
+          <w:top w:val="single" w:color="000000" w:sz="12" w:space="6"/>
+          <w:left w:val="single" w:color="000000" w:sz="12" w:space="6"/>
+          <w:bottom w:val="single" w:color="000000" w:sz="12" w:space="6"/>
+          <w:right w:val="single" w:color="000000" w:sz="12" w:space="6"/>
+        </w:pBdr>
+      </w:pPr>
+      <w:r>
+        <w:rPr>
+          <w:b/>
+          <w:bCs/>
+        </w:rPr>
+        <w:t xml:space="preserve">Con las manos. </w:t>
+      </w:r>
+      <w:r>
+        <w:t xml:space="preserve">Arma esta posición en tu tablero. Toca, una por una, las casillas de alrededor del rey negro. Para cada una, busca si alguna pieza blanca llega hasta ahí.</w:t>
+      </w:r>
+    </w:p>
+    <w:p>
+      <w:pPr>
+        <w:keepNext/>
+        <w:keepLines/>
+      </w:pPr>
+      <w:r>
+        <w:rPr>
+          <w:b/>
+          <w:bCs/>
+        </w:rPr>
+        <w:t xml:space="preserve">Le toca mover al rey negro. ¿Qué pasó: jaque mate, ahogado o ninguno?</w:t>
       </w:r>
     </w:p>
     <w:p>
@@ -9109,7 +10302,7 @@
       <w:r>
         <w:drawing>
           <wp:inline distT="0" distB="0" distL="0" distR="0">
-            <wp:extent cx="5399931" cy="5399931"/>
+            <wp:extent cx="4319885" cy="4319885"/>
             <wp:effectExtent t="0" r="0" b="0" l="0"/>
             <wp:docPr id="1" name="Dibujo decorativo" descr="" title="">
               <a:extLst xmlns:a="http://schemas.openxmlformats.org/drawingml/2006/main">
@@ -9140,7 +10333,7 @@
                   <pic:spPr bwMode="auto">
                     <a:xfrm>
                       <a:off x="0" y="0"/>
-                      <a:ext cx="5399931" cy="5399931"/>
+                      <a:ext cx="4319885" cy="4319885"/>
                     </a:xfrm>
                     <a:prstGeom prst="rect">
                       <a:avLst/>
@@ -9168,6 +10361,7 @@
     </w:p>
     <w:p>
       <w:pPr>
+        <w:keepNext/>
         <w:keepLines/>
         <w:pBdr>
           <w:top w:val="single" w:color="000000" w:sz="12" w:space="6"/>
@@ -9189,6 +10383,27 @@
     </w:p>
     <w:p>
       <w:pPr>
+        <w:keepLines/>
+        <w:pBdr>
+          <w:top w:val="single" w:color="000000" w:sz="12" w:space="6"/>
+          <w:left w:val="single" w:color="000000" w:sz="12" w:space="6"/>
+          <w:bottom w:val="single" w:color="000000" w:sz="12" w:space="6"/>
+          <w:right w:val="single" w:color="000000" w:sz="12" w:space="6"/>
+        </w:pBdr>
+      </w:pPr>
+      <w:r>
+        <w:rPr>
+          <w:b/>
+          <w:bCs/>
+        </w:rPr>
+        <w:t xml:space="preserve">Con las manos. </w:t>
+      </w:r>
+      <w:r>
+        <w:t xml:space="preserve">Arma esta posición en tu tablero.</w:t>
+      </w:r>
+    </w:p>
+    <w:p>
+      <w:pPr>
         <w:pStyle w:val="Heading3"/>
         <w:keepNext/>
         <w:keepLines/>
@@ -9207,7 +10422,7 @@
       <w:r>
         <w:drawing>
           <wp:inline distT="0" distB="0" distL="0" distR="0">
-            <wp:extent cx="5399931" cy="5399931"/>
+            <wp:extent cx="4319885" cy="4319885"/>
             <wp:effectExtent t="0" r="0" b="0" l="0"/>
             <wp:docPr id="1" name="Dibujo decorativo" descr="" title="">
               <a:extLst xmlns:a="http://schemas.openxmlformats.org/drawingml/2006/main">
@@ -9238,7 +10453,7 @@
                   <pic:spPr bwMode="auto">
                     <a:xfrm>
                       <a:off x="0" y="0"/>
-                      <a:ext cx="5399931" cy="5399931"/>
+                      <a:ext cx="4319885" cy="4319885"/>
                     </a:xfrm>
                     <a:prstGeom prst="rect">
                       <a:avLst/>
@@ -9266,6 +10481,7 @@
     </w:p>
     <w:p>
       <w:pPr>
+        <w:keepNext/>
         <w:keepLines/>
         <w:pBdr>
           <w:top w:val="single" w:color="000000" w:sz="12" w:space="6"/>
@@ -9287,6 +10503,27 @@
     </w:p>
     <w:p>
       <w:pPr>
+        <w:keepLines/>
+        <w:pBdr>
+          <w:top w:val="single" w:color="000000" w:sz="12" w:space="6"/>
+          <w:left w:val="single" w:color="000000" w:sz="12" w:space="6"/>
+          <w:bottom w:val="single" w:color="000000" w:sz="12" w:space="6"/>
+          <w:right w:val="single" w:color="000000" w:sz="12" w:space="6"/>
+        </w:pBdr>
+      </w:pPr>
+      <w:r>
+        <w:rPr>
+          <w:b/>
+          <w:bCs/>
+        </w:rPr>
+        <w:t xml:space="preserve">Con las manos. </w:t>
+      </w:r>
+      <w:r>
+        <w:t xml:space="preserve">Arma esta posición en tu tablero.</w:t>
+      </w:r>
+    </w:p>
+    <w:p>
+      <w:pPr>
         <w:pStyle w:val="Heading3"/>
         <w:keepNext/>
         <w:keepLines/>
@@ -9305,7 +10542,7 @@
       <w:r>
         <w:drawing>
           <wp:inline distT="0" distB="0" distL="0" distR="0">
-            <wp:extent cx="5399931" cy="5399931"/>
+            <wp:extent cx="4319885" cy="4319885"/>
             <wp:effectExtent t="0" r="0" b="0" l="0"/>
             <wp:docPr id="1" name="Dibujo decorativo" descr="" title="">
               <a:extLst xmlns:a="http://schemas.openxmlformats.org/drawingml/2006/main">
@@ -9336,7 +10573,7 @@
                   <pic:spPr bwMode="auto">
                     <a:xfrm>
                       <a:off x="0" y="0"/>
-                      <a:ext cx="5399931" cy="5399931"/>
+                      <a:ext cx="4319885" cy="4319885"/>
                     </a:xfrm>
                     <a:prstGeom prst="rect">
                       <a:avLst/>
@@ -9364,6 +10601,7 @@
     </w:p>
     <w:p>
       <w:pPr>
+        <w:keepNext/>
         <w:keepLines/>
         <w:pBdr>
           <w:top w:val="single" w:color="000000" w:sz="12" w:space="6"/>
@@ -9380,7 +10618,28 @@
         <w:t xml:space="preserve">La posición. </w:t>
       </w:r>
       <w:r>
-        <w:t xml:space="preserve">Piezas blancas: peón en e5. Piezas negras: peón en d5. Puede ir a: d6 y e6.</w:t>
+        <w:t xml:space="preserve">Piezas blancas: peón en e5. Piezas negras: peón en d5.</w:t>
+      </w:r>
+    </w:p>
+    <w:p>
+      <w:pPr>
+        <w:keepLines/>
+        <w:pBdr>
+          <w:top w:val="single" w:color="000000" w:sz="12" w:space="6"/>
+          <w:left w:val="single" w:color="000000" w:sz="12" w:space="6"/>
+          <w:bottom w:val="single" w:color="000000" w:sz="12" w:space="6"/>
+          <w:right w:val="single" w:color="000000" w:sz="12" w:space="6"/>
+        </w:pBdr>
+      </w:pPr>
+      <w:r>
+        <w:rPr>
+          <w:b/>
+          <w:bCs/>
+        </w:rPr>
+        <w:t xml:space="preserve">Con las manos. </w:t>
+      </w:r>
+      <w:r>
+        <w:t xml:space="preserve">Arma esta posición en tu tablero. Pon el dedo en el peón blanco de e5 y recorre sus caminos: puede ir a d6 y e6.</w:t>
       </w:r>
     </w:p>
     <w:p>
@@ -9464,7 +10723,7 @@
       <w:r>
         <w:drawing>
           <wp:inline distT="0" distB="0" distL="0" distR="0">
-            <wp:extent cx="3887986" cy="3887986"/>
+            <wp:extent cx="3239988" cy="3239988"/>
             <wp:effectExtent t="0" r="0" b="0" l="0"/>
             <wp:docPr id="1" name="Dibujo decorativo" descr="" title="">
               <a:extLst xmlns:a="http://schemas.openxmlformats.org/drawingml/2006/main">
@@ -9495,7 +10754,7 @@
                   <pic:spPr bwMode="auto">
                     <a:xfrm>
                       <a:off x="0" y="0"/>
-                      <a:ext cx="3887986" cy="3887986"/>
+                      <a:ext cx="3239988" cy="3239988"/>
                     </a:xfrm>
                     <a:prstGeom prst="rect">
                       <a:avLst/>
@@ -9534,6 +10793,28 @@
       <w:pPr>
         <w:keepNext/>
         <w:keepLines/>
+        <w:pBdr>
+          <w:top w:val="single" w:color="000000" w:sz="12" w:space="6"/>
+          <w:left w:val="single" w:color="000000" w:sz="12" w:space="6"/>
+          <w:bottom w:val="single" w:color="000000" w:sz="12" w:space="6"/>
+          <w:right w:val="single" w:color="000000" w:sz="12" w:space="6"/>
+        </w:pBdr>
+      </w:pPr>
+      <w:r>
+        <w:rPr>
+          <w:b/>
+          <w:bCs/>
+        </w:rPr>
+        <w:t xml:space="preserve">Con las manos. </w:t>
+      </w:r>
+      <w:r>
+        <w:t xml:space="preserve">Arma esta posición en tu tablero. Toca las casillas que hay entre el rey blanco y la torre de h1: ¿están vacías? Después, sigue con el dedo los caminos de las piezas negras: ¿alguna llega al rey o a las casillas por donde pasa?</w:t>
+      </w:r>
+    </w:p>
+    <w:p>
+      <w:pPr>
+        <w:keepNext/>
+        <w:keepLines/>
       </w:pPr>
       <w:r>
         <w:rPr>
@@ -9581,7 +10862,7 @@
       <w:r>
         <w:drawing>
           <wp:inline distT="0" distB="0" distL="0" distR="0">
-            <wp:extent cx="3887986" cy="3887986"/>
+            <wp:extent cx="3239988" cy="3239988"/>
             <wp:effectExtent t="0" r="0" b="0" l="0"/>
             <wp:docPr id="1" name="Dibujo decorativo" descr="" title="">
               <a:extLst xmlns:a="http://schemas.openxmlformats.org/drawingml/2006/main">
@@ -9612,7 +10893,7 @@
                   <pic:spPr bwMode="auto">
                     <a:xfrm>
                       <a:off x="0" y="0"/>
-                      <a:ext cx="3887986" cy="3887986"/>
+                      <a:ext cx="3239988" cy="3239988"/>
                     </a:xfrm>
                     <a:prstGeom prst="rect">
                       <a:avLst/>
@@ -9651,6 +10932,28 @@
       <w:pPr>
         <w:keepNext/>
         <w:keepLines/>
+        <w:pBdr>
+          <w:top w:val="single" w:color="000000" w:sz="12" w:space="6"/>
+          <w:left w:val="single" w:color="000000" w:sz="12" w:space="6"/>
+          <w:bottom w:val="single" w:color="000000" w:sz="12" w:space="6"/>
+          <w:right w:val="single" w:color="000000" w:sz="12" w:space="6"/>
+        </w:pBdr>
+      </w:pPr>
+      <w:r>
+        <w:rPr>
+          <w:b/>
+          <w:bCs/>
+        </w:rPr>
+        <w:t xml:space="preserve">Con las manos. </w:t>
+      </w:r>
+      <w:r>
+        <w:t xml:space="preserve">Arma esta posición en tu tablero. Toca las casillas que hay entre el rey blanco y la torre de h1: ¿están vacías? Después, sigue con el dedo los caminos de las piezas negras: ¿alguna llega al rey o a las casillas por donde pasa?</w:t>
+      </w:r>
+    </w:p>
+    <w:p>
+      <w:pPr>
+        <w:keepNext/>
+        <w:keepLines/>
       </w:pPr>
       <w:r>
         <w:rPr>
@@ -9698,7 +11001,7 @@
       <w:r>
         <w:drawing>
           <wp:inline distT="0" distB="0" distL="0" distR="0">
-            <wp:extent cx="3887986" cy="3887986"/>
+            <wp:extent cx="3239988" cy="3239988"/>
             <wp:effectExtent t="0" r="0" b="0" l="0"/>
             <wp:docPr id="1" name="Dibujo decorativo" descr="" title="">
               <a:extLst xmlns:a="http://schemas.openxmlformats.org/drawingml/2006/main">
@@ -9729,7 +11032,7 @@
                   <pic:spPr bwMode="auto">
                     <a:xfrm>
                       <a:off x="0" y="0"/>
-                      <a:ext cx="3887986" cy="3887986"/>
+                      <a:ext cx="3239988" cy="3239988"/>
                     </a:xfrm>
                     <a:prstGeom prst="rect">
                       <a:avLst/>
@@ -9768,6 +11071,28 @@
       <w:pPr>
         <w:keepNext/>
         <w:keepLines/>
+        <w:pBdr>
+          <w:top w:val="single" w:color="000000" w:sz="12" w:space="6"/>
+          <w:left w:val="single" w:color="000000" w:sz="12" w:space="6"/>
+          <w:bottom w:val="single" w:color="000000" w:sz="12" w:space="6"/>
+          <w:right w:val="single" w:color="000000" w:sz="12" w:space="6"/>
+        </w:pBdr>
+      </w:pPr>
+      <w:r>
+        <w:rPr>
+          <w:b/>
+          <w:bCs/>
+        </w:rPr>
+        <w:t xml:space="preserve">Con las manos. </w:t>
+      </w:r>
+      <w:r>
+        <w:t xml:space="preserve">Arma esta posición en tu tablero. Toca las casillas que hay entre el rey blanco y la torre de h1: ¿están vacías? Después, sigue con el dedo los caminos de las piezas negras: ¿alguna llega al rey o a las casillas por donde pasa?</w:t>
+      </w:r>
+    </w:p>
+    <w:p>
+      <w:pPr>
+        <w:keepNext/>
+        <w:keepLines/>
       </w:pPr>
       <w:r>
         <w:rPr>
@@ -9815,7 +11140,7 @@
       <w:r>
         <w:drawing>
           <wp:inline distT="0" distB="0" distL="0" distR="0">
-            <wp:extent cx="3887986" cy="3887986"/>
+            <wp:extent cx="3239988" cy="3239988"/>
             <wp:effectExtent t="0" r="0" b="0" l="0"/>
             <wp:docPr id="1" name="Dibujo decorativo" descr="" title="">
               <a:extLst xmlns:a="http://schemas.openxmlformats.org/drawingml/2006/main">
@@ -9846,7 +11171,7 @@
                   <pic:spPr bwMode="auto">
                     <a:xfrm>
                       <a:off x="0" y="0"/>
-                      <a:ext cx="3887986" cy="3887986"/>
+                      <a:ext cx="3239988" cy="3239988"/>
                     </a:xfrm>
                     <a:prstGeom prst="rect">
                       <a:avLst/>
@@ -9879,6 +11204,28 @@
       </w:r>
       <w:r>
         <w:t xml:space="preserve">Piezas blancas: rey en e1; torre en h1. Piezas negras: rey en g8; torre en e8.</w:t>
+      </w:r>
+    </w:p>
+    <w:p>
+      <w:pPr>
+        <w:keepNext/>
+        <w:keepLines/>
+        <w:pBdr>
+          <w:top w:val="single" w:color="000000" w:sz="12" w:space="6"/>
+          <w:left w:val="single" w:color="000000" w:sz="12" w:space="6"/>
+          <w:bottom w:val="single" w:color="000000" w:sz="12" w:space="6"/>
+          <w:right w:val="single" w:color="000000" w:sz="12" w:space="6"/>
+        </w:pBdr>
+      </w:pPr>
+      <w:r>
+        <w:rPr>
+          <w:b/>
+          <w:bCs/>
+        </w:rPr>
+        <w:t xml:space="preserve">Con las manos. </w:t>
+      </w:r>
+      <w:r>
+        <w:t xml:space="preserve">Arma esta posición en tu tablero. Toca las casillas que hay entre el rey blanco y la torre de h1: ¿están vacías? Después, sigue con el dedo los caminos de las piezas negras: ¿alguna llega al rey o a las casillas por donde pasa?</w:t>
       </w:r>
     </w:p>
     <w:p>
@@ -10089,7 +11436,7 @@
       <w:r>
         <w:drawing>
           <wp:inline distT="0" distB="0" distL="0" distR="0">
-            <wp:extent cx="5399931" cy="5399931"/>
+            <wp:extent cx="3419921" cy="3419921"/>
             <wp:effectExtent t="0" r="0" b="0" l="0"/>
             <wp:docPr id="1" name="Dibujo decorativo" descr="" title="">
               <a:extLst xmlns:a="http://schemas.openxmlformats.org/drawingml/2006/main">
@@ -10120,7 +11467,7 @@
                   <pic:spPr bwMode="auto">
                     <a:xfrm>
                       <a:off x="0" y="0"/>
-                      <a:ext cx="5399931" cy="5399931"/>
+                      <a:ext cx="3419921" cy="3419921"/>
                     </a:xfrm>
                     <a:prstGeom prst="rect">
                       <a:avLst/>
@@ -10148,6 +11495,7 @@
     </w:p>
     <w:p>
       <w:pPr>
+        <w:keepNext/>
         <w:keepLines/>
         <w:pBdr>
           <w:top w:val="single" w:color="000000" w:sz="12" w:space="6"/>
@@ -10169,6 +11517,27 @@
     </w:p>
     <w:p>
       <w:pPr>
+        <w:keepLines/>
+        <w:pBdr>
+          <w:top w:val="single" w:color="000000" w:sz="12" w:space="6"/>
+          <w:left w:val="single" w:color="000000" w:sz="12" w:space="6"/>
+          <w:bottom w:val="single" w:color="000000" w:sz="12" w:space="6"/>
+          <w:right w:val="single" w:color="000000" w:sz="12" w:space="6"/>
+        </w:pBdr>
+      </w:pPr>
+      <w:r>
+        <w:rPr>
+          <w:b/>
+          <w:bCs/>
+        </w:rPr>
+        <w:t xml:space="preserve">Con las manos. </w:t>
+      </w:r>
+      <w:r>
+        <w:t xml:space="preserve">Arma esta posición en tu tablero.</w:t>
+      </w:r>
+    </w:p>
+    <w:p>
+      <w:pPr>
         <w:pStyle w:val="Heading3"/>
         <w:keepNext/>
         <w:keepLines/>
@@ -10243,13 +11612,35 @@
       <w:pPr>
         <w:keepNext/>
         <w:keepLines/>
-      </w:pPr>
-      <w:r>
-        <w:rPr>
-          <w:b/>
-          <w:bCs/>
-        </w:rPr>
-        <w:t xml:space="preserve">Juega una partida con alguien de tu familia o de tu escuela. Marca cada consejo que cumpliste:</w:t>
+        <w:pBdr>
+          <w:top w:val="single" w:color="000000" w:sz="12" w:space="6"/>
+          <w:left w:val="single" w:color="000000" w:sz="12" w:space="6"/>
+          <w:bottom w:val="single" w:color="000000" w:sz="12" w:space="6"/>
+          <w:right w:val="single" w:color="000000" w:sz="12" w:space="6"/>
+        </w:pBdr>
+      </w:pPr>
+      <w:r>
+        <w:rPr>
+          <w:b/>
+          <w:bCs/>
+        </w:rPr>
+        <w:t xml:space="preserve">Con las manos. </w:t>
+      </w:r>
+      <w:r>
+        <w:t xml:space="preserve">Juega una partida en tu tablero con alguien de tu familia o de tu escuela.</w:t>
+      </w:r>
+    </w:p>
+    <w:p>
+      <w:pPr>
+        <w:keepNext/>
+        <w:keepLines/>
+      </w:pPr>
+      <w:r>
+        <w:rPr>
+          <w:b/>
+          <w:bCs/>
+        </w:rPr>
+        <w:t xml:space="preserve">Al terminar, cuéntale cuáles de estos consejos cumpliste:</w:t>
       </w:r>
     </w:p>
     <w:p>
@@ -10608,7 +11999,7 @@
           <w:b/>
           <w:bCs/>
         </w:rPr>
-        <w:t xml:space="preserve">Mis promesas de buen jugador. Léelas con alguien de tu casa y marca las que prometes cumplir.</w:t>
+        <w:t xml:space="preserve">Mis promesas de buen jugador. Escúchalas con alguien de tu casa y dile cuáles prometes cumplir.</w:t>
       </w:r>
     </w:p>
     <w:p>
@@ -10994,7 +12385,7 @@
         </w:numPr>
       </w:pPr>
       <w:r>
-        <w:t xml:space="preserve">El tablero A: tiene la casilla clara abajo, a la derecha.</w:t>
+        <w:t xml:space="preserve">Clara. La casilla de la esquina de abajo a la derecha tiene que ser clara: baja y lisa en el tablero táctil.</w:t>
       </w:r>
     </w:p>
     <w:p>
@@ -11033,7 +12424,7 @@
         </w:numPr>
       </w:pPr>
       <w:r>
-        <w:t xml:space="preserve">Quedan pintadas a1, c1, e1, g1, b2, d2… una sí y una no, como un piso de baldosas.</w:t>
+        <w:t xml:space="preserve">En la primera fila son oscuras a1, c1, e1 y g1. En la segunda cambian: b2, d2, f2 y h2. Una sí y una no, como un piso de baldosas.</w:t>
       </w:r>
     </w:p>
     <w:p>
@@ -11056,7 +12447,7 @@
         </w:numPr>
       </w:pPr>
       <w:r>
-        <w:t xml:space="preserve">Torre, caballo, alfil, dama, rey y peón, en ese orden de arriba hacia abajo.</w:t>
+        <w:t xml:space="preserve">La torre tiene almenas, el caballo una cabeza de caballo, el alfil una rayita, la dama una corona con puntitas, el rey una cruz y el peón una bolita.</w:t>
       </w:r>
     </w:p>
     <w:p>
@@ -11082,7 +12473,7 @@
         </w:numPr>
       </w:pPr>
       <w:r>
-        <w:t xml:space="preserve">Sí: la casilla de la estrella es clara y la dama blanca va en casilla clara, al lado de su rey.</w:t>
+        <w:t xml:space="preserve">Sí: la casilla de la ficha es clara y la dama blanca va en casilla clara, al lado de su rey.</w:t>
       </w:r>
     </w:p>
     <w:p>
@@ -11154,7 +12545,7 @@
         </w:numPr>
       </w:pPr>
       <w:r>
-        <w:t xml:space="preserve">Sí. La estrella está en una casilla del mismo color que el alfil.</w:t>
+        <w:t xml:space="preserve">Sí. La ficha está en una casilla del mismo color que el alfil.</w:t>
       </w:r>
     </w:p>
     <w:p>
@@ -11167,7 +12558,7 @@
         </w:numPr>
       </w:pPr>
       <w:r>
-        <w:t xml:space="preserve">No. La estrella está en una casilla de otro color, y el alfil nunca cambia de color.</w:t>
+        <w:t xml:space="preserve">No. La ficha está en una casilla de otro color, y el alfil nunca cambia de color.</w:t>
       </w:r>
     </w:p>
     <w:p>
